--- a/Capstone_Project-CS[02]/Report/Report.docx
+++ b/Capstone_Project-CS[02]/Report/Report.docx
@@ -50,7 +50,7 @@
       <w:r>
         <w:rPr>
           <w:color w:val="1E1E1E"/>
-          <w:sz w:val="22"/>
+          <w:sz w:val="24"/>
         </w:rPr>
         <w:t>This project implements an automated CV (resume) ranking system that leverages two Large Language Models (LLMs) to match candidate profiles against a given job description. The system uses Google Gemini gemini-2.0-flash to perform deep semantic extraction of hiring criteria from the job description, and gemini-1.5-flash to score each candidate across four dimensions: must-have skills, nice-to-have qualifications, experience relevance, and keyword presence. Candidates are ranked by a weighted composite score and the results are exported as both a human-readable text report and a machine-readable CSV file. The pipeline is fully terminal-driven, modular, and extensible.</w:t>
       </w:r>
@@ -77,7 +77,7 @@
       <w:r>
         <w:rPr>
           <w:color w:val="1E1E1E"/>
-          <w:sz w:val="22"/>
+          <w:sz w:val="24"/>
         </w:rPr>
         <w:t>Recruitment teams routinely receive hundreds of CVs per job opening. Manual screening is time-consuming, inconsistent, and susceptible to unconscious bias. Recent advances in Large Language Models (LLMs) make it possible to automate the initial screening phase with high accuracy and interpretability.</w:t>
       </w:r>
@@ -90,7 +90,7 @@
       <w:r>
         <w:rPr>
           <w:color w:val="1E1E1E"/>
-          <w:sz w:val="22"/>
+          <w:sz w:val="24"/>
         </w:rPr>
         <w:t>This project was chosen because it directly addresses a real-world HR pain-point and showcases the power of combining multiple LLMs in a sequential, purpose-specialised pipeline -- a best-practice pattern in modern GenAI engineering.</w:t>
       </w:r>
@@ -117,7 +117,7 @@
       <w:r>
         <w:rPr>
           <w:color w:val="1E1E1E"/>
-          <w:sz w:val="22"/>
+          <w:sz w:val="24"/>
         </w:rPr>
         <w:t>Given a job description and a collection of candidate CVs (PDF, DOCX, or plain-text), produce a ranked list of candidates ordered by their suitability for the role, with per-candidate feedback that a human recruiter can act on immediately.</w:t>
       </w:r>
@@ -144,7 +144,7 @@
       <w:r>
         <w:rPr>
           <w:color w:val="1E1E1E"/>
-          <w:sz w:val="22"/>
+          <w:sz w:val="24"/>
         </w:rPr>
         <w:t>Parse candidate resumes from PDF, DOCX, and plain-text formats.</w:t>
       </w:r>
@@ -157,7 +157,7 @@
       <w:r>
         <w:rPr>
           <w:color w:val="1E1E1E"/>
-          <w:sz w:val="22"/>
+          <w:sz w:val="24"/>
         </w:rPr>
         <w:t>Extract structured hiring criteria (must-have, nice-to-have, keywords, minimum experience) from the job description using LLM #1.</w:t>
       </w:r>
@@ -170,7 +170,7 @@
       <w:r>
         <w:rPr>
           <w:color w:val="1E1E1E"/>
-          <w:sz w:val="22"/>
+          <w:sz w:val="24"/>
         </w:rPr>
         <w:t>Score each candidate CV across four measurable dimensions using LLM #2.</w:t>
       </w:r>
@@ -183,7 +183,7 @@
       <w:r>
         <w:rPr>
           <w:color w:val="1E1E1E"/>
-          <w:sz w:val="22"/>
+          <w:sz w:val="24"/>
         </w:rPr>
         <w:t>Compute a weighted composite score and produce a sorted ranked list.</w:t>
       </w:r>
@@ -196,7 +196,7 @@
       <w:r>
         <w:rPr>
           <w:color w:val="1E1E1E"/>
-          <w:sz w:val="22"/>
+          <w:sz w:val="24"/>
         </w:rPr>
         <w:t>Generate a detailed, human-readable text report and a CSV export.</w:t>
       </w:r>
@@ -209,7 +209,7 @@
       <w:r>
         <w:rPr>
           <w:color w:val="1E1E1E"/>
-          <w:sz w:val="22"/>
+          <w:sz w:val="24"/>
         </w:rPr>
         <w:t>Keep the API key out of the codebase; accept via CLI or environment variable.</w:t>
       </w:r>
@@ -222,7 +222,7 @@
       <w:r>
         <w:rPr>
           <w:color w:val="1E1E1E"/>
-          <w:sz w:val="22"/>
+          <w:sz w:val="24"/>
         </w:rPr>
         <w:t>Maintain a fully modular codebase with one clear responsibility per module.</w:t>
       </w:r>
@@ -276,7 +276,7 @@
               <w:rPr>
                 <w:b/>
                 <w:color w:val="FFFFFF"/>
-                <w:sz w:val="22"/>
+                <w:sz w:val="24"/>
               </w:rPr>
               <w:t>Component</w:t>
             </w:r>
@@ -292,7 +292,7 @@
               <w:rPr>
                 <w:b/>
                 <w:color w:val="FFFFFF"/>
-                <w:sz w:val="22"/>
+                <w:sz w:val="24"/>
               </w:rPr>
               <w:t>Description</w:t>
             </w:r>
@@ -308,7 +308,7 @@
             <w:r>
               <w:rPr>
                 <w:b/>
-                <w:sz w:val="20"/>
+                <w:sz w:val="24"/>
               </w:rPr>
               <w:t>Python 3.11+</w:t>
             </w:r>
@@ -321,7 +321,7 @@
           <w:p>
             <w:r>
               <w:rPr>
-                <w:sz w:val="20"/>
+                <w:sz w:val="24"/>
               </w:rPr>
               <w:t>Core programming language</w:t>
             </w:r>
@@ -337,7 +337,7 @@
             <w:r>
               <w:rPr>
                 <w:b/>
-                <w:sz w:val="20"/>
+                <w:sz w:val="24"/>
               </w:rPr>
               <w:t>Google Gemini API</w:t>
             </w:r>
@@ -350,7 +350,7 @@
           <w:p>
             <w:r>
               <w:rPr>
-                <w:sz w:val="20"/>
+                <w:sz w:val="24"/>
               </w:rPr>
               <w:t>Free hosted LLM inference via Google AI Studio</w:t>
             </w:r>
@@ -366,7 +366,7 @@
             <w:r>
               <w:rPr>
                 <w:b/>
-                <w:sz w:val="20"/>
+                <w:sz w:val="24"/>
               </w:rPr>
               <w:t>gemini-2.0-flash</w:t>
             </w:r>
@@ -379,7 +379,7 @@
           <w:p>
             <w:r>
               <w:rPr>
-                <w:sz w:val="20"/>
+                <w:sz w:val="24"/>
               </w:rPr>
               <w:t>LLM #1 -- Job description analysis</w:t>
             </w:r>
@@ -395,7 +395,7 @@
             <w:r>
               <w:rPr>
                 <w:b/>
-                <w:sz w:val="20"/>
+                <w:sz w:val="24"/>
               </w:rPr>
               <w:t>gemini-1.5-flash</w:t>
             </w:r>
@@ -408,7 +408,7 @@
           <w:p>
             <w:r>
               <w:rPr>
-                <w:sz w:val="20"/>
+                <w:sz w:val="24"/>
               </w:rPr>
               <w:t>LLM #2 -- Per-CV scoring (faster, lightweight)</w:t>
             </w:r>
@@ -424,7 +424,7 @@
             <w:r>
               <w:rPr>
                 <w:b/>
-                <w:sz w:val="20"/>
+                <w:sz w:val="24"/>
               </w:rPr>
               <w:t>pypdf</w:t>
             </w:r>
@@ -437,7 +437,7 @@
           <w:p>
             <w:r>
               <w:rPr>
-                <w:sz w:val="20"/>
+                <w:sz w:val="24"/>
               </w:rPr>
               <w:t>PDF resume text extraction</w:t>
             </w:r>
@@ -453,7 +453,7 @@
             <w:r>
               <w:rPr>
                 <w:b/>
-                <w:sz w:val="20"/>
+                <w:sz w:val="24"/>
               </w:rPr>
               <w:t>python-docx</w:t>
             </w:r>
@@ -466,7 +466,7 @@
           <w:p>
             <w:r>
               <w:rPr>
-                <w:sz w:val="20"/>
+                <w:sz w:val="24"/>
               </w:rPr>
               <w:t>Word (.docx) resume and report handling</w:t>
             </w:r>
@@ -482,7 +482,7 @@
             <w:r>
               <w:rPr>
                 <w:b/>
-                <w:sz w:val="20"/>
+                <w:sz w:val="24"/>
               </w:rPr>
               <w:t>fpdf2</w:t>
             </w:r>
@@ -495,7 +495,7 @@
           <w:p>
             <w:r>
               <w:rPr>
-                <w:sz w:val="20"/>
+                <w:sz w:val="24"/>
               </w:rPr>
               <w:t>PDF report generation</w:t>
             </w:r>
@@ -539,7 +539,7 @@
               <w:rPr>
                 <w:b/>
                 <w:color w:val="FFFFFF"/>
-                <w:sz w:val="22"/>
+                <w:sz w:val="24"/>
               </w:rPr>
               <w:t>Component</w:t>
             </w:r>
@@ -555,7 +555,7 @@
               <w:rPr>
                 <w:b/>
                 <w:color w:val="FFFFFF"/>
-                <w:sz w:val="22"/>
+                <w:sz w:val="24"/>
               </w:rPr>
               <w:t>Description</w:t>
             </w:r>
@@ -571,7 +571,7 @@
             <w:r>
               <w:rPr>
                 <w:b/>
-                <w:sz w:val="20"/>
+                <w:sz w:val="24"/>
               </w:rPr>
               <w:t>main.py</w:t>
             </w:r>
@@ -584,7 +584,7 @@
           <w:p>
             <w:r>
               <w:rPr>
-                <w:sz w:val="20"/>
+                <w:sz w:val="24"/>
               </w:rPr>
               <w:t>CLI entry point; orchestrates the full pipeline</w:t>
             </w:r>
@@ -600,7 +600,7 @@
             <w:r>
               <w:rPr>
                 <w:b/>
-                <w:sz w:val="20"/>
+                <w:sz w:val="24"/>
               </w:rPr>
               <w:t>resume_parser.py</w:t>
             </w:r>
@@ -613,7 +613,7 @@
           <w:p>
             <w:r>
               <w:rPr>
-                <w:sz w:val="20"/>
+                <w:sz w:val="24"/>
               </w:rPr>
               <w:t>Extracts raw text from PDF / DOCX / TXT files</w:t>
             </w:r>
@@ -629,7 +629,7 @@
             <w:r>
               <w:rPr>
                 <w:b/>
-                <w:sz w:val="20"/>
+                <w:sz w:val="24"/>
               </w:rPr>
               <w:t>jd_analyzer.py</w:t>
             </w:r>
@@ -642,7 +642,7 @@
           <w:p>
             <w:r>
               <w:rPr>
-                <w:sz w:val="20"/>
+                <w:sz w:val="24"/>
               </w:rPr>
               <w:t>LLM #1 -- extracts structured requirements from JD</w:t>
             </w:r>
@@ -658,7 +658,7 @@
             <w:r>
               <w:rPr>
                 <w:b/>
-                <w:sz w:val="20"/>
+                <w:sz w:val="24"/>
               </w:rPr>
               <w:t>cv_scorer.py</w:t>
             </w:r>
@@ -671,7 +671,7 @@
           <w:p>
             <w:r>
               <w:rPr>
-                <w:sz w:val="20"/>
+                <w:sz w:val="24"/>
               </w:rPr>
               <w:t>LLM #2 -- scores each CV on 4 dimensions</w:t>
             </w:r>
@@ -687,7 +687,7 @@
             <w:r>
               <w:rPr>
                 <w:b/>
-                <w:sz w:val="20"/>
+                <w:sz w:val="24"/>
               </w:rPr>
               <w:t>ranker.py</w:t>
             </w:r>
@@ -700,7 +700,7 @@
           <w:p>
             <w:r>
               <w:rPr>
-                <w:sz w:val="20"/>
+                <w:sz w:val="24"/>
               </w:rPr>
               <w:t>Weighted composite score computation and sorting</w:t>
             </w:r>
@@ -716,7 +716,7 @@
             <w:r>
               <w:rPr>
                 <w:b/>
-                <w:sz w:val="20"/>
+                <w:sz w:val="24"/>
               </w:rPr>
               <w:t>report_generator.py</w:t>
             </w:r>
@@ -729,7 +729,7 @@
           <w:p>
             <w:r>
               <w:rPr>
-                <w:sz w:val="20"/>
+                <w:sz w:val="24"/>
               </w:rPr>
               <w:t>Writes TXT and CSV reports to disk</w:t>
             </w:r>
@@ -745,7 +745,7 @@
             <w:r>
               <w:rPr>
                 <w:b/>
-                <w:sz w:val="20"/>
+                <w:sz w:val="24"/>
               </w:rPr>
               <w:t>generate_pdf_report.py</w:t>
             </w:r>
@@ -758,7 +758,7 @@
           <w:p>
             <w:r>
               <w:rPr>
-                <w:sz w:val="20"/>
+                <w:sz w:val="24"/>
               </w:rPr>
               <w:t>Generates this PDF project report</w:t>
             </w:r>
@@ -774,7 +774,7 @@
             <w:r>
               <w:rPr>
                 <w:b/>
-                <w:sz w:val="20"/>
+                <w:sz w:val="24"/>
               </w:rPr>
               <w:t>generate_docx_report.py</w:t>
             </w:r>
@@ -787,7 +787,7 @@
           <w:p>
             <w:r>
               <w:rPr>
-                <w:sz w:val="20"/>
+                <w:sz w:val="24"/>
               </w:rPr>
               <w:t>Generates this editable DOCX project report</w:t>
             </w:r>
@@ -818,7 +818,7 @@
       <w:r>
         <w:rPr>
           <w:color w:val="1E1E1E"/>
-          <w:sz w:val="22"/>
+          <w:sz w:val="24"/>
         </w:rPr>
         <w:t>Step 1 -- LLM #1 (gemini-2.0-flash) reads the full job description and returns a structured JSON object containing mandatory skills, preferred qualifications, minimum experience, domain keywords, and a role summary. This step runs once per job opening.</w:t>
       </w:r>
@@ -831,7 +831,7 @@
       <w:r>
         <w:rPr>
           <w:color w:val="1E1E1E"/>
-          <w:sz w:val="22"/>
+          <w:sz w:val="24"/>
         </w:rPr>
         <w:t>Step 2 -- LLM #2 (gemini-1.5-flash) is invoked once per candidate. It receives the structured requirements and the candidate's CV text, and returns numeric scores across four dimensions along with strengths, gaps, and a recruiter recommendation. A lighter model is used here intentionally to keep latency and cost low in the per-CV scoring loop.</w:t>
       </w:r>
@@ -858,7 +858,7 @@
       <w:r>
         <w:rPr>
           <w:color w:val="1E1E1E"/>
-          <w:sz w:val="22"/>
+          <w:sz w:val="24"/>
         </w:rPr>
         <w:t>Composite = 0.40 x MustHave + 0.25 x Experience + 0.20 x NiceToHave + 0.15 x Keywords</w:t>
       </w:r>
@@ -871,7 +871,7 @@
       <w:r>
         <w:rPr>
           <w:color w:val="1E1E1E"/>
-          <w:sz w:val="22"/>
+          <w:sz w:val="24"/>
         </w:rPr>
         <w:t>Must-Have skills carry the highest weight (40%) because failing to meet mandatory requirements is typically a hard disqualifier. Experience (25%) and Nice-to-Have (20%) follow, with Keyword presence (15%) acting as a signal of domain fluency.</w:t>
       </w:r>
@@ -898,7 +898,7 @@
       <w:r>
         <w:rPr>
           <w:color w:val="1E1E1E"/>
-          <w:sz w:val="22"/>
+          <w:sz w:val="24"/>
         </w:rPr>
         <w:t>The system was validated on a test set of candidate CVs against a sample Senior Python Backend Developer job description. Key findings:</w:t>
       </w:r>
@@ -911,7 +911,7 @@
       <w:r>
         <w:rPr>
           <w:color w:val="1E1E1E"/>
-          <w:sz w:val="22"/>
+          <w:sz w:val="24"/>
         </w:rPr>
         <w:t>LLM #1 accurately extracted all must-have and nice-to-have requirements from the JD in a single inference call.</w:t>
       </w:r>
@@ -924,7 +924,7 @@
       <w:r>
         <w:rPr>
           <w:color w:val="1E1E1E"/>
-          <w:sz w:val="22"/>
+          <w:sz w:val="24"/>
         </w:rPr>
         <w:t>LLM #2 produced consistent and calibrated scores; candidates with directly matching skills received overall scores of 85+.</w:t>
       </w:r>
@@ -937,7 +937,7 @@
       <w:r>
         <w:rPr>
           <w:color w:val="1E1E1E"/>
-          <w:sz w:val="22"/>
+          <w:sz w:val="24"/>
         </w:rPr>
         <w:t>The composite ranking aligned with a human reviewer's judgement in 4 out of 5 cases on the test set.</w:t>
       </w:r>
@@ -950,7 +950,7 @@
       <w:r>
         <w:rPr>
           <w:color w:val="1E1E1E"/>
-          <w:sz w:val="22"/>
+          <w:sz w:val="24"/>
         </w:rPr>
         <w:t>Pipeline completes for 5 CVs in under 30 seconds using Gemini's free tier, demonstrating practical usability.</w:t>
       </w:r>
@@ -963,7 +963,7 @@
       <w:r>
         <w:rPr>
           <w:color w:val="1E1E1E"/>
-          <w:sz w:val="22"/>
+          <w:sz w:val="24"/>
         </w:rPr>
         <w:t>CSV export enables downstream analysis in Excel or Google Sheets.</w:t>
       </w:r>
@@ -990,7 +990,7 @@
       <w:r>
         <w:rPr>
           <w:color w:val="1E1E1E"/>
-          <w:sz w:val="22"/>
+          <w:sz w:val="24"/>
         </w:rPr>
         <w:t>This project demonstrates that a two-LLM pipeline can automate the initial CV screening phase with reasonable accuracy and full transparency. By separating JD analysis from per-CV scoring, the system is both efficient and modular, allowing either LLM to be swapped independently as better models become available.</w:t>
       </w:r>
@@ -1003,7 +1003,7 @@
       <w:r>
         <w:rPr>
           <w:color w:val="1E1E1E"/>
-          <w:sz w:val="22"/>
+          <w:sz w:val="24"/>
         </w:rPr>
         <w:t>Possible extensions include: (1) adding an embedding-based similarity step for tie-breaking; (2) integrating a web-based recruiter dashboard; (3) supporting multilingual CVs via translation pre-processing; and (4) fine-tuning the composite weights based on historical hiring outcomes.</w:t>
       </w:r>

--- a/Capstone_Project-CS[02]/Report/Report.docx
+++ b/Capstone_Project-CS[02]/Report/Report.docx
@@ -52,7 +52,7 @@
           <w:color w:val="1E1E1E"/>
           <w:sz w:val="24"/>
         </w:rPr>
-        <w:t>This project implements an automated CV (resume) ranking system that leverages two Large Language Models (LLMs) to match candidate profiles against a given job description. The system uses Google Gemini gemini-2.0-flash to perform deep semantic extraction of hiring criteria from the job description, and gemini-1.5-flash to score each candidate across four dimensions: must-have skills, nice-to-have qualifications, experience relevance, and keyword presence. Candidates are ranked by a weighted composite score and the results are exported as both a human-readable text report and a machine-readable CSV file. The pipeline is fully terminal-driven, modular, and extensible.</w:t>
+        <w:t>This project implements an automated CV (resume) ranking system that leverages two Large Language Models (LLMs) to match candidate profiles against a given job description. The system uses Google Gemini gemini-2.5-flash to perform deep semantic extraction of hiring criteria from the job description, and gemini-2.0-flash-lite to score each candidate across four dimensions: must-have skills, nice-to-have qualifications, experience relevance, and keyword presence. Candidates are ranked by a weighted composite score and the results are exported as both a human-readable text report and a machine-readable CSV file. The pipeline is fully terminal-driven, modular, and extensible.</w:t>
       </w:r>
     </w:p>
     <w:p>
@@ -368,7 +368,7 @@
                 <w:b/>
                 <w:sz w:val="24"/>
               </w:rPr>
-              <w:t>gemini-2.0-flash</w:t>
+              <w:t>gemini-2.5-flash</w:t>
             </w:r>
           </w:p>
         </w:tc>
@@ -397,7 +397,7 @@
                 <w:b/>
                 <w:sz w:val="24"/>
               </w:rPr>
-              <w:t>gemini-1.5-flash</w:t>
+              <w:t>gemini-2.0-flash-lite</w:t>
             </w:r>
           </w:p>
         </w:tc>
@@ -410,7 +410,7 @@
               <w:rPr>
                 <w:sz w:val="24"/>
               </w:rPr>
-              <w:t>LLM #2 -- Per-CV scoring (faster, lightweight)</w:t>
+              <w:t>LLM #2 -- Per-CV scoring (lightweight, fast loop)</w:t>
             </w:r>
           </w:p>
         </w:tc>
@@ -820,7 +820,7 @@
           <w:color w:val="1E1E1E"/>
           <w:sz w:val="24"/>
         </w:rPr>
-        <w:t>Step 1 -- LLM #1 (gemini-2.0-flash) reads the full job description and returns a structured JSON object containing mandatory skills, preferred qualifications, minimum experience, domain keywords, and a role summary. This step runs once per job opening.</w:t>
+        <w:t>Step 1 -- LLM #1 (gemini-2.5-flash) reads the full job description and returns a structured JSON object containing mandatory skills, preferred qualifications, minimum experience, domain keywords, and a role summary. This step runs once per job opening.</w:t>
       </w:r>
     </w:p>
     <w:p>
@@ -833,7 +833,7 @@
           <w:color w:val="1E1E1E"/>
           <w:sz w:val="24"/>
         </w:rPr>
-        <w:t>Step 2 -- LLM #2 (gemini-1.5-flash) is invoked once per candidate. It receives the structured requirements and the candidate's CV text, and returns numeric scores across four dimensions along with strengths, gaps, and a recruiter recommendation. A lighter model is used here intentionally to keep latency and cost low in the per-CV scoring loop.</w:t>
+        <w:t>Step 2 -- LLM #2 (gemini-2.0-flash-lite) is invoked once per candidate. It receives the structured requirements and the candidate's CV text, and returns numeric scores across four dimensions along with strengths, gaps, and a recruiter recommendation. A lighter model is used here intentionally to keep latency and cost low in the per-CV scoring loop.</w:t>
       </w:r>
     </w:p>
     <w:p>

--- a/Capstone_Project-CS[02]/Report/Report.docx
+++ b/Capstone_Project-CS[02]/Report/Report.docx
@@ -52,7 +52,7 @@
           <w:color w:val="1E1E1E"/>
           <w:sz w:val="24"/>
         </w:rPr>
-        <w:t>This project implements an automated CV (resume) ranking system that leverages two Large Language Models (LLMs) to match candidate profiles against a given job description. The system uses Google Gemini gemini-2.5-flash to perform deep semantic extraction of hiring criteria from the job description, and gemini-2.0-flash-lite to score each candidate across four dimensions: must-have skills, nice-to-have qualifications, experience relevance, and keyword presence. Candidates are ranked by a weighted composite score and the results are exported as both a human-readable text report and a machine-readable CSV file. The pipeline is fully terminal-driven, modular, and extensible.</w:t>
+        <w:t>This project implements an automated CV (resume) ranking system that leverages two Large Language Models (LLMs) to match candidate profiles against a given job description. The system uses Google Gemini gemini-2.5-flash to perform deep semantic extraction of hiring criteria from the job description, and gemini-2.5-flash (in a separate scoring role) to score each candidate across four dimensions: must-have skills, nice-to-have qualifications, experience relevance, and keyword presence. Candidates are ranked by a weighted composite score and the results are exported as both a human-readable text report and a machine-readable CSV file. The pipeline is fully terminal-driven, modular, and extensible.</w:t>
       </w:r>
     </w:p>
     <w:p>
@@ -381,7 +381,7 @@
               <w:rPr>
                 <w:sz w:val="24"/>
               </w:rPr>
-              <w:t>LLM #1 -- Job description analysis</w:t>
+              <w:t>LLM #1 -- Job description analysis (runs once)</w:t>
             </w:r>
           </w:p>
         </w:tc>
@@ -397,7 +397,7 @@
                 <w:b/>
                 <w:sz w:val="24"/>
               </w:rPr>
-              <w:t>gemini-2.0-flash-lite</w:t>
+              <w:t>gemini-2.5-flash</w:t>
             </w:r>
           </w:p>
         </w:tc>
@@ -410,7 +410,7 @@
               <w:rPr>
                 <w:sz w:val="24"/>
               </w:rPr>
-              <w:t>LLM #2 -- Per-CV scoring (lightweight, fast loop)</w:t>
+              <w:t>LLM #2 -- Per-CV scoring (runs once per candidate)</w:t>
             </w:r>
           </w:p>
         </w:tc>
@@ -833,7 +833,7 @@
           <w:color w:val="1E1E1E"/>
           <w:sz w:val="24"/>
         </w:rPr>
-        <w:t>Step 2 -- LLM #2 (gemini-2.0-flash-lite) is invoked once per candidate. It receives the structured requirements and the candidate's CV text, and returns numeric scores across four dimensions along with strengths, gaps, and a recruiter recommendation. A lighter model is used here intentionally to keep latency and cost low in the per-CV scoring loop.</w:t>
+        <w:t>Step 2 -- LLM #2 (gemini-2.5-flash) is invoked once per candidate. It receives the structured requirements and the candidate's CV text, and returns numeric scores across four dimensions along with strengths, gaps, and a recruiter recommendation.intentionally to keep latency and cost low in the per-CV scoring loop.</w:t>
       </w:r>
     </w:p>
     <w:p>

--- a/Capstone_Project-CS[02]/Report/Report.docx
+++ b/Capstone_Project-CS[02]/Report/Report.docx
@@ -52,7 +52,7 @@
           <w:color w:val="1E1E1E"/>
           <w:sz w:val="24"/>
         </w:rPr>
-        <w:t>This project implements an automated CV (resume) ranking system that leverages two Large Language Models (LLMs) to match candidate profiles against a given job description. The system uses Google Gemini gemini-2.5-flash to perform deep semantic extraction of hiring criteria from the job description, and gemini-2.5-flash (in a separate scoring role) to score each candidate across four dimensions: must-have skills, nice-to-have qualifications, experience relevance, and keyword presence. Candidates are ranked by a weighted composite score and the results are exported as both a human-readable text report and a machine-readable CSV file. The pipeline is fully terminal-driven, modular, and extensible.</w:t>
+        <w:t>This project implements an automated CV (resume) ranking pipeline that uses two Google Gemini LLMs orchestrated by LangChain, with LlamaIndex for semantic similarity scoring and pyresparser for structured resume extraction. LLM #1 (gemini-2.5-flash) analyses the job description once to extract structured hiring criteria; LLM #2 (gemini-2.5-pro) scores each candidate CV against those criteria across five dimensions. Candidates are ranked by a weighted composite score and results are exported as a human-readable TXT report and a machine-readable CSV. The pipeline is fully terminal-driven, modular, and extensible.</w:t>
       </w:r>
     </w:p>
     <w:p>
@@ -352,7 +352,7 @@
               <w:rPr>
                 <w:sz w:val="24"/>
               </w:rPr>
-              <w:t>Free hosted LLM inference via Google AI Studio</w:t>
+              <w:t>LLM inference via Google AI Studio</w:t>
             </w:r>
           </w:p>
         </w:tc>
@@ -381,7 +381,7 @@
               <w:rPr>
                 <w:sz w:val="24"/>
               </w:rPr>
-              <w:t>LLM #1 -- Job description analysis (runs once)</w:t>
+              <w:t>LLM #1 -- JD extraction (runs once)</w:t>
             </w:r>
           </w:p>
         </w:tc>
@@ -397,7 +397,7 @@
                 <w:b/>
                 <w:sz w:val="24"/>
               </w:rPr>
-              <w:t>gemini-2.5-flash</w:t>
+              <w:t>gemini-2.5-pro</w:t>
             </w:r>
           </w:p>
         </w:tc>
@@ -410,7 +410,7 @@
               <w:rPr>
                 <w:sz w:val="24"/>
               </w:rPr>
-              <w:t>LLM #2 -- Per-CV scoring (runs once per candidate)</w:t>
+              <w:t>LLM #2 -- Per-CV scoring (runs per candidate)</w:t>
             </w:r>
           </w:p>
         </w:tc>
@@ -426,7 +426,7 @@
                 <w:b/>
                 <w:sz w:val="24"/>
               </w:rPr>
-              <w:t>pypdf</w:t>
+              <w:t>LangChain</w:t>
             </w:r>
           </w:p>
         </w:tc>
@@ -439,7 +439,7 @@
               <w:rPr>
                 <w:sz w:val="24"/>
               </w:rPr>
-              <w:t>PDF resume text extraction</w:t>
+              <w:t>Orchestration + structured output parsing</w:t>
             </w:r>
           </w:p>
         </w:tc>
@@ -455,7 +455,7 @@
                 <w:b/>
                 <w:sz w:val="24"/>
               </w:rPr>
-              <w:t>python-docx</w:t>
+              <w:t>LlamaIndex</w:t>
             </w:r>
           </w:p>
         </w:tc>
@@ -468,7 +468,65 @@
               <w:rPr>
                 <w:sz w:val="24"/>
               </w:rPr>
-              <w:t>Word (.docx) resume and report handling</w:t>
+              <w:t>Semantic matching via Gemini text-embedding-004</w:t>
+            </w:r>
+          </w:p>
+        </w:tc>
+      </w:tr>
+      <w:tr>
+        <w:tc>
+          <w:tcPr>
+            <w:tcW w:type="dxa" w:w="4703"/>
+          </w:tcPr>
+          <w:p>
+            <w:r>
+              <w:rPr>
+                <w:b/>
+                <w:sz w:val="24"/>
+              </w:rPr>
+              <w:t>pyresparser</w:t>
+            </w:r>
+          </w:p>
+        </w:tc>
+        <w:tc>
+          <w:tcPr>
+            <w:tcW w:type="dxa" w:w="4703"/>
+          </w:tcPr>
+          <w:p>
+            <w:r>
+              <w:rPr>
+                <w:sz w:val="24"/>
+              </w:rPr>
+              <w:t>Structured resume field extraction</w:t>
+            </w:r>
+          </w:p>
+        </w:tc>
+      </w:tr>
+      <w:tr>
+        <w:tc>
+          <w:tcPr>
+            <w:tcW w:type="dxa" w:w="4703"/>
+          </w:tcPr>
+          <w:p>
+            <w:r>
+              <w:rPr>
+                <w:b/>
+                <w:sz w:val="24"/>
+              </w:rPr>
+              <w:t>pypdf / python-docx</w:t>
+            </w:r>
+          </w:p>
+        </w:tc>
+        <w:tc>
+          <w:tcPr>
+            <w:tcW w:type="dxa" w:w="4703"/>
+          </w:tcPr>
+          <w:p>
+            <w:r>
+              <w:rPr>
+                <w:sz w:val="24"/>
+              </w:rPr>
+              <w:t>Raw text extraction from PDF and DOCX files</w:t>
             </w:r>
           </w:p>
         </w:tc>
@@ -497,7 +555,7 @@
               <w:rPr>
                 <w:sz w:val="24"/>
               </w:rPr>
-              <w:t>PDF report generation</w:t>
+              <w:t>PDF project report generation</w:t>
             </w:r>
           </w:p>
         </w:tc>
@@ -586,7 +644,36 @@
               <w:rPr>
                 <w:sz w:val="24"/>
               </w:rPr>
-              <w:t>CLI entry point; orchestrates the full pipeline</w:t>
+              <w:t>CLI entry point + --interactive query refinement mode</w:t>
+            </w:r>
+          </w:p>
+        </w:tc>
+      </w:tr>
+      <w:tr>
+        <w:tc>
+          <w:tcPr>
+            <w:tcW w:type="dxa" w:w="4703"/>
+          </w:tcPr>
+          <w:p>
+            <w:r>
+              <w:rPr>
+                <w:b/>
+                <w:sz w:val="24"/>
+              </w:rPr>
+              <w:t>llm_client.py</w:t>
+            </w:r>
+          </w:p>
+        </w:tc>
+        <w:tc>
+          <w:tcPr>
+            <w:tcW w:type="dxa" w:w="4703"/>
+          </w:tcPr>
+          <w:p>
+            <w:r>
+              <w:rPr>
+                <w:sz w:val="24"/>
+              </w:rPr>
+              <w:t>Shared client: google-genai, LangChain, LlamaIndex</w:t>
             </w:r>
           </w:p>
         </w:tc>
@@ -615,7 +702,7 @@
               <w:rPr>
                 <w:sz w:val="24"/>
               </w:rPr>
-              <w:t>Extracts raw text from PDF / DOCX / TXT files</w:t>
+              <w:t>Text extraction (pypdf/docx) + pyresparser profiles</w:t>
             </w:r>
           </w:p>
         </w:tc>
@@ -644,7 +731,7 @@
               <w:rPr>
                 <w:sz w:val="24"/>
               </w:rPr>
-              <w:t>LLM #1 -- extracts structured requirements from JD</w:t>
+              <w:t>LangChain chain: LLM #1 structured JD extraction</w:t>
             </w:r>
           </w:p>
         </w:tc>
@@ -673,7 +760,7 @@
               <w:rPr>
                 <w:sz w:val="24"/>
               </w:rPr>
-              <w:t>LLM #2 -- scores each CV on 4 dimensions</w:t>
+              <w:t>LangChain chain: LLM #2 multi-dimension CV scoring</w:t>
             </w:r>
           </w:p>
         </w:tc>
@@ -702,7 +789,7 @@
               <w:rPr>
                 <w:sz w:val="24"/>
               </w:rPr>
-              <w:t>Weighted composite score computation and sorting</w:t>
+              <w:t>LlamaIndex semantic score + weighted composite rank</w:t>
             </w:r>
           </w:p>
         </w:tc>
@@ -736,64 +823,6 @@
           </w:p>
         </w:tc>
       </w:tr>
-      <w:tr>
-        <w:tc>
-          <w:tcPr>
-            <w:tcW w:type="dxa" w:w="4703"/>
-          </w:tcPr>
-          <w:p>
-            <w:r>
-              <w:rPr>
-                <w:b/>
-                <w:sz w:val="24"/>
-              </w:rPr>
-              <w:t>generate_pdf_report.py</w:t>
-            </w:r>
-          </w:p>
-        </w:tc>
-        <w:tc>
-          <w:tcPr>
-            <w:tcW w:type="dxa" w:w="4703"/>
-          </w:tcPr>
-          <w:p>
-            <w:r>
-              <w:rPr>
-                <w:sz w:val="24"/>
-              </w:rPr>
-              <w:t>Generates this PDF project report</w:t>
-            </w:r>
-          </w:p>
-        </w:tc>
-      </w:tr>
-      <w:tr>
-        <w:tc>
-          <w:tcPr>
-            <w:tcW w:type="dxa" w:w="4703"/>
-          </w:tcPr>
-          <w:p>
-            <w:r>
-              <w:rPr>
-                <w:b/>
-                <w:sz w:val="24"/>
-              </w:rPr>
-              <w:t>generate_docx_report.py</w:t>
-            </w:r>
-          </w:p>
-        </w:tc>
-        <w:tc>
-          <w:tcPr>
-            <w:tcW w:type="dxa" w:w="4703"/>
-          </w:tcPr>
-          <w:p>
-            <w:r>
-              <w:rPr>
-                <w:sz w:val="24"/>
-              </w:rPr>
-              <w:t>Generates this editable DOCX project report</w:t>
-            </w:r>
-          </w:p>
-        </w:tc>
-      </w:tr>
     </w:tbl>
     <w:p/>
     <w:p>
@@ -807,7 +836,7 @@
           <w:color w:val="003580"/>
           <w:sz w:val="24"/>
         </w:rPr>
-        <w:t>4.3  Two-LLM Pipeline</w:t>
+        <w:t>4.3  Two-LLM Pipeline with LangChain and LlamaIndex</w:t>
       </w:r>
     </w:p>
     <w:p>
@@ -820,7 +849,7 @@
           <w:color w:val="1E1E1E"/>
           <w:sz w:val="24"/>
         </w:rPr>
-        <w:t>Step 1 -- LLM #1 (gemini-2.5-flash) reads the full job description and returns a structured JSON object containing mandatory skills, preferred qualifications, minimum experience, domain keywords, and a role summary. This step runs once per job opening.</w:t>
+        <w:t>Step 1 -- Resume Parsing: pypdf / python-docx extract raw text from each CV. pyresparser uses spaCy NLP to extract structured fields (name, skills, education, experience) for richer LLM context.</w:t>
       </w:r>
     </w:p>
     <w:p>
@@ -833,7 +862,33 @@
           <w:color w:val="1E1E1E"/>
           <w:sz w:val="24"/>
         </w:rPr>
-        <w:t>Step 2 -- LLM #2 (gemini-2.5-flash) is invoked once per candidate. It receives the structured requirements and the candidate's CV text, and returns numeric scores across four dimensions along with strengths, gaps, and a recruiter recommendation.intentionally to keep latency and cost low in the per-CV scoring loop.</w:t>
+        <w:t>Step 2 -- JD Analysis (LangChain + LLM #1, gemini-2.5-flash): a LangChain chain (ChatPromptTemplate | LLM | JsonOutputParser) reads the job description and returns a structured JSON dict of must-have, nice-to-have, keywords, min experience, and role summary. Runs once.</w:t>
+      </w:r>
+    </w:p>
+    <w:p>
+      <w:pPr>
+        <w:spacing w:after="120"/>
+        <w:jc w:val="both"/>
+      </w:pPr>
+      <w:r>
+        <w:rPr>
+          <w:color w:val="1E1E1E"/>
+          <w:sz w:val="24"/>
+        </w:rPr>
+        <w:t>Step 3 -- CV Scoring (LangChain + LLM #2, gemini-2.5-pro): a second LangChain chain evaluates each CV using structured JD requirements + pyresparser profile + raw CV text. Returns scores on four dimensions plus strengths, gaps, and a recruiter recommendation per candidate.</w:t>
+      </w:r>
+    </w:p>
+    <w:p>
+      <w:pPr>
+        <w:spacing w:after="120"/>
+        <w:jc w:val="both"/>
+      </w:pPr>
+      <w:r>
+        <w:rPr>
+          <w:color w:val="1E1E1E"/>
+          <w:sz w:val="24"/>
+        </w:rPr>
+        <w:t>Step 4 -- Semantic Matching (LlamaIndex): GeminiEmbedding (text-embedding-004) embeds both the JD and each CV. Cosine similarity produces a semantic_score (0-100) capturing holistic alignment beyond keyword presence.</w:t>
       </w:r>
     </w:p>
     <w:p>
@@ -847,7 +902,7 @@
           <w:color w:val="003580"/>
           <w:sz w:val="24"/>
         </w:rPr>
-        <w:t>4.4  Composite Scoring Formula</w:t>
+        <w:t>4.4  Composite Scoring Formula (5 Dimensions)</w:t>
       </w:r>
     </w:p>
     <w:p>
@@ -860,7 +915,7 @@
           <w:color w:val="1E1E1E"/>
           <w:sz w:val="24"/>
         </w:rPr>
-        <w:t>Composite = 0.40 x MustHave + 0.25 x Experience + 0.20 x NiceToHave + 0.15 x Keywords</w:t>
+        <w:t>Composite = 0.35 x MustHave + 0.20 x SemanticSimilarity + 0.20 x Experience + 0.15 x NiceToHave + 0.10 x Keywords</w:t>
       </w:r>
     </w:p>
     <w:p>
@@ -873,7 +928,7 @@
           <w:color w:val="1E1E1E"/>
           <w:sz w:val="24"/>
         </w:rPr>
-        <w:t>Must-Have skills carry the highest weight (40%) because failing to meet mandatory requirements is typically a hard disqualifier. Experience (25%) and Nice-to-Have (20%) follow, with Keyword presence (15%) acting as a signal of domain fluency.</w:t>
+        <w:t>Must-Have skills carry the highest weight (35%) as the primary hard filter. Semantic similarity (20%, LlamaIndex) captures meaning-level alignment beyond keyword presence. Experience (20%) reflects depth of relevant background. Nice-to-Have (15%) adds value without being a blocker. Keyword score (10%) signals domain fluency.</w:t>
       </w:r>
     </w:p>
     <w:p>

--- a/Capstone_Project-CS[02]/Report/Report.docx
+++ b/Capstone_Project-CS[02]/Report/Report.docx
@@ -52,7 +52,7 @@
           <w:color w:val="1E1E1E"/>
           <w:sz w:val="24"/>
         </w:rPr>
-        <w:t>This project implements an automated CV (resume) ranking pipeline that uses two Google Gemini LLMs orchestrated by LangChain, with LlamaIndex for semantic similarity scoring and pyresparser for structured resume extraction. LLM #1 (gemini-2.5-flash) analyses the job description once to extract structured hiring criteria; LLM #2 (gemini-2.5-pro) scores each candidate CV against those criteria across five dimensions. Candidates are ranked by a weighted composite score and results are exported as a human-readable TXT report and a machine-readable CSV. The pipeline is fully terminal-driven, modular, and extensible.</w:t>
+        <w:t>This project implements an automated CV (resume) ranking pipeline that uses two Google Gemini LLMs orchestrated by LangChain, with LlamaIndex for semantic similarity scoring and spaCy NER for structured resume extraction. LLM #1 (gemini-2.5-flash) analyses the job description once to extract structured hiring criteria; LLM #2 (gemini-2.5-pro) scores each candidate CV against those criteria across five dimensions. Candidates are ranked by a weighted composite score and results are exported as a human-readable TXT report and a machine-readable CSV. The pipeline is fully terminal-driven, modular, and extensible.</w:t>
       </w:r>
     </w:p>
     <w:p>
@@ -484,7 +484,7 @@
                 <w:b/>
                 <w:sz w:val="24"/>
               </w:rPr>
-              <w:t>pyresparser</w:t>
+              <w:t>spaCy 3.x</w:t>
             </w:r>
           </w:p>
         </w:tc>
@@ -497,7 +497,7 @@
               <w:rPr>
                 <w:sz w:val="24"/>
               </w:rPr>
-              <w:t>Structured resume field extraction</w:t>
+              <w:t>NER-based structured resume extraction</w:t>
             </w:r>
           </w:p>
         </w:tc>
@@ -702,7 +702,7 @@
               <w:rPr>
                 <w:sz w:val="24"/>
               </w:rPr>
-              <w:t>Text extraction (pypdf/docx) + pyresparser profiles</w:t>
+              <w:t>Text extraction (pypdf/docx) + spaCy NER profiles</w:t>
             </w:r>
           </w:p>
         </w:tc>
@@ -849,7 +849,7 @@
           <w:color w:val="1E1E1E"/>
           <w:sz w:val="24"/>
         </w:rPr>
-        <w:t>Step 1 -- Resume Parsing: pypdf / python-docx extract raw text from each CV. pyresparser uses spaCy NLP to extract structured fields (name, skills, education, experience) for richer LLM context.</w:t>
+        <w:t>Step 1 -- Resume Parsing: pypdf / python-docx extract raw text from each CV. spaCy NER extracts structured fields (name, skills, education, experience) for richer LLM context.</w:t>
       </w:r>
     </w:p>
     <w:p>
@@ -875,7 +875,7 @@
           <w:color w:val="1E1E1E"/>
           <w:sz w:val="24"/>
         </w:rPr>
-        <w:t>Step 3 -- CV Scoring (LangChain + LLM #2, gemini-2.5-pro): a second LangChain chain evaluates each CV using structured JD requirements + pyresparser profile + raw CV text. Returns scores on four dimensions plus strengths, gaps, and a recruiter recommendation per candidate.</w:t>
+        <w:t>Step 3 -- CV Scoring (LangChain + LLM #2, gemini-2.5-pro): a second LangChain chain evaluates each CV using structured JD requirements + spaCy NER profile + raw CV text. Returns scores on four dimensions plus strengths, gaps, and a recruiter recommendation per candidate.</w:t>
       </w:r>
     </w:p>
     <w:p>

--- a/Capstone_Project-CS[02]/Report/Report.docx
+++ b/Capstone_Project-CS[02]/Report/Report.docx
@@ -52,7 +52,7 @@
           <w:color w:val="1E1E1E"/>
           <w:sz w:val="24"/>
         </w:rPr>
-        <w:t>This project implements an automated CV (resume) ranking pipeline that uses two Google Gemini LLMs orchestrated by LangChain, with LlamaIndex for semantic similarity scoring and spaCy NER for structured resume extraction. LLM #1 (gemini-2.5-flash) analyses the job description once to extract structured hiring criteria; LLM #2 (gemini-2.5-pro) scores each candidate CV against those criteria across five dimensions. Candidates are ranked by a weighted composite score and results are exported as a human-readable TXT report and a machine-readable CSV. The pipeline is fully terminal-driven, modular, and extensible.</w:t>
+        <w:t>This project implements an automated CV (resume) ranking pipeline that uses two Google Gemini LLMs orchestrated by LangChain, with LlamaIndex as the semantic matching framework. Resume extraction uses a two-tier strategy: pyresparser (project requirement) is attempted first; spaCy 3.x NER + regex serves as the automatic fallback for Python 3.11+ compatibility. Semantic similarity scoring uses a three-tier fallback: Gemini text-embedding-004 -&gt; TF-IDF cosine similarity (scikit-learn) -&gt; neutral default, ensuring real differentiated scores are always produced. Results are exported as TXT/CSV reports with a fully interactive terminal mode.</w:t>
       </w:r>
     </w:p>
     <w:p>
@@ -468,7 +468,7 @@
               <w:rPr>
                 <w:sz w:val="24"/>
               </w:rPr>
-              <w:t>Semantic matching via Gemini text-embedding-004</w:t>
+              <w:t>Semantic matching framework (embedding interface)</w:t>
             </w:r>
           </w:p>
         </w:tc>
@@ -484,7 +484,7 @@
                 <w:b/>
                 <w:sz w:val="24"/>
               </w:rPr>
-              <w:t>spaCy 3.x</w:t>
+              <w:t>pyresparser (Tier 1)</w:t>
             </w:r>
           </w:p>
         </w:tc>
@@ -497,7 +497,65 @@
               <w:rPr>
                 <w:sz w:val="24"/>
               </w:rPr>
-              <w:t>NER-based structured resume extraction</w:t>
+              <w:t>Structured resume extraction -- attempted first</w:t>
+            </w:r>
+          </w:p>
+        </w:tc>
+      </w:tr>
+      <w:tr>
+        <w:tc>
+          <w:tcPr>
+            <w:tcW w:type="dxa" w:w="4703"/>
+          </w:tcPr>
+          <w:p>
+            <w:r>
+              <w:rPr>
+                <w:b/>
+                <w:sz w:val="24"/>
+              </w:rPr>
+              <w:t>spaCy 3.x NER + regex (Tier 2)</w:t>
+            </w:r>
+          </w:p>
+        </w:tc>
+        <w:tc>
+          <w:tcPr>
+            <w:tcW w:type="dxa" w:w="4703"/>
+          </w:tcPr>
+          <w:p>
+            <w:r>
+              <w:rPr>
+                <w:sz w:val="24"/>
+              </w:rPr>
+              <w:t>Fallback extractor -- Python 3.11+ safe</w:t>
+            </w:r>
+          </w:p>
+        </w:tc>
+      </w:tr>
+      <w:tr>
+        <w:tc>
+          <w:tcPr>
+            <w:tcW w:type="dxa" w:w="4703"/>
+          </w:tcPr>
+          <w:p>
+            <w:r>
+              <w:rPr>
+                <w:b/>
+                <w:sz w:val="24"/>
+              </w:rPr>
+              <w:t>scikit-learn</w:t>
+            </w:r>
+          </w:p>
+        </w:tc>
+        <w:tc>
+          <w:tcPr>
+            <w:tcW w:type="dxa" w:w="4703"/>
+          </w:tcPr>
+          <w:p>
+            <w:r>
+              <w:rPr>
+                <w:sz w:val="24"/>
+              </w:rPr>
+              <w:t>TF-IDF cosine similarity -- semantic scoring fallback</w:t>
             </w:r>
           </w:p>
         </w:tc>
@@ -702,7 +760,7 @@
               <w:rPr>
                 <w:sz w:val="24"/>
               </w:rPr>
-              <w:t>Text extraction (pypdf/docx) + spaCy NER profiles</w:t>
+              <w:t>pyresparser (Tier 1) + spaCy NER fallback (Tier 2)</w:t>
             </w:r>
           </w:p>
         </w:tc>
@@ -789,7 +847,7 @@
               <w:rPr>
                 <w:sz w:val="24"/>
               </w:rPr>
-              <w:t>LlamaIndex semantic score + weighted composite rank</w:t>
+              <w:t>Semantic scoring (Gemini-&gt;TF-IDF) + composite ranking</w:t>
             </w:r>
           </w:p>
         </w:tc>
@@ -849,7 +907,7 @@
           <w:color w:val="1E1E1E"/>
           <w:sz w:val="24"/>
         </w:rPr>
-        <w:t>Step 1 -- Resume Parsing: pypdf / python-docx extract raw text from each CV. spaCy NER extracts structured fields (name, skills, education, experience) for richer LLM context.</w:t>
+        <w:t>Step 1 -- Resume Parsing: pypdf / python-docx extract raw text from each CV. pyresparser is attempted first (Tier 1) to extract structured fields (name, skills, education, experience) as per project requirements. If pyresparser fails (e.g. spaCy 2.x/3.x config mismatch), spaCy 3.x NER + regex (Tier 2) is used automatically as a drop-in fallback.</w:t>
       </w:r>
     </w:p>
     <w:p>
@@ -875,7 +933,7 @@
           <w:color w:val="1E1E1E"/>
           <w:sz w:val="24"/>
         </w:rPr>
-        <w:t>Step 3 -- CV Scoring (LangChain + LLM #2, gemini-2.5-pro): a second LangChain chain evaluates each CV using structured JD requirements + spaCy NER profile + raw CV text. Returns scores on four dimensions plus strengths, gaps, and a recruiter recommendation per candidate.</w:t>
+        <w:t>Step 3 -- CV Scoring (LangChain + LLM #2, gemini-2.5-pro): a second LangChain chain evaluates each CV using structured JD requirements + pyresparser/spaCy NER profile + raw CV text. Returns scores on four dimensions plus strengths, gaps, and a recruiter recommendation.</w:t>
       </w:r>
     </w:p>
     <w:p>
@@ -888,7 +946,7 @@
           <w:color w:val="1E1E1E"/>
           <w:sz w:val="24"/>
         </w:rPr>
-        <w:t>Step 4 -- Semantic Matching (LlamaIndex): GeminiEmbedding (text-embedding-004) embeds both the JD and each CV. Cosine similarity produces a semantic_score (0-100) capturing holistic alignment beyond keyword presence.</w:t>
+        <w:t>Step 4 -- Semantic Matching (LlamaIndex framework, three-tier fallback): Tier 1 uses Gemini text-embedding-004 via google-genai SDK to embed the JD and each CV, computing cosine similarity as semantic_score (0-100). If Gemini embeddings fail (API version mismatch / quota), Tier 2 uses TF-IDF vectorisation + cosine similarity (scikit-learn) so scores are always real and differentiated, never a neutral placeholder.</w:t>
       </w:r>
     </w:p>
     <w:p>
@@ -928,7 +986,7 @@
           <w:color w:val="1E1E1E"/>
           <w:sz w:val="24"/>
         </w:rPr>
-        <w:t>Must-Have skills carry the highest weight (35%) as the primary hard filter. Semantic similarity (20%, LlamaIndex) captures meaning-level alignment beyond keyword presence. Experience (20%) reflects depth of relevant background. Nice-to-Have (15%) adds value without being a blocker. Keyword score (10%) signals domain fluency.</w:t>
+        <w:t>Must-Have skills carry the highest weight (35%) as the primary hard filter. Semantic similarity (20%) captures meaning-level alignment -- computed via Gemini embeddings if available, otherwise via TF-IDF cosine similarity (scikit-learn). Experience (20%) reflects depth of relevant background. Nice-to-Have (15%) adds value without being a blocker. Keyword score (10%) signals domain fluency.</w:t>
       </w:r>
     </w:p>
     <w:p>

--- a/Capstone_Project-CS[02]/Report/Report.docx
+++ b/Capstone_Project-CS[02]/Report/Report.docx
@@ -52,7 +52,7 @@
           <w:color w:val="1E1E1E"/>
           <w:sz w:val="24"/>
         </w:rPr>
-        <w:t>This project implements an automated CV (resume) ranking pipeline that uses two Google Gemini LLMs orchestrated by LangChain, with LlamaIndex as the semantic matching framework. Resume extraction uses a two-tier strategy: pyresparser (project requirement) is attempted first; spaCy 3.x NER + regex serves as the automatic fallback for Python 3.11+ compatibility. Semantic similarity scoring uses a three-tier fallback: Gemini text-embedding-004 -&gt; TF-IDF cosine similarity (scikit-learn) -&gt; neutral default, ensuring real differentiated scores are always produced. Results are exported as TXT/CSV reports with a fully interactive terminal mode.</w:t>
+        <w:t>This project implements an automated CV (resume) ranking pipeline that uses two Google Gemini LLMs orchestrated by LangChain, with LlamaIndex as the semantic matching framework. Resume extraction uses a two-tier strategy: pyresparser (project requirement) is attempted first; spaCy 3.x NER + regex serves as the automatic fallback for Python 3.11+ compatibility. Semantic similarity scoring uses a four-tier fallback: LlamaIndex GeminiEmbedding -&gt; Gemini SDK text-embedding-004 -&gt; TF-IDF cosine similarity (scikit-learn) -&gt; neutral default 50.0, ensuring real differentiated scores are always produced. Results are printed to the terminal; an optional TXT export is available via the interactive mode.</w:t>
       </w:r>
     </w:p>
     <w:p>
@@ -172,7 +172,7 @@
           <w:color w:val="1E1E1E"/>
           <w:sz w:val="24"/>
         </w:rPr>
-        <w:t>Score each candidate CV across four measurable dimensions using LLM #2.</w:t>
+        <w:t>Score each candidate CV across five dimensions using LLM #2 (must-have, nice-to-have, experience, keywords) plus semantic similarity via LlamaIndex.</w:t>
       </w:r>
     </w:p>
     <w:p>
@@ -198,7 +198,7 @@
           <w:color w:val="1E1E1E"/>
           <w:sz w:val="24"/>
         </w:rPr>
-        <w:t>Generate a detailed, human-readable text report and a CSV export.</w:t>
+        <w:t>Print a detailed, human-readable ranked report to the terminal; export to TXT on demand via the interactive mode 'export' command.</w:t>
       </w:r>
     </w:p>
     <w:p>
@@ -600,7 +600,7 @@
                 <w:b/>
                 <w:sz w:val="24"/>
               </w:rPr>
-              <w:t>fpdf2</w:t>
+              <w:t>python-docx</w:t>
             </w:r>
           </w:p>
         </w:tc>
@@ -613,7 +613,7 @@
               <w:rPr>
                 <w:sz w:val="24"/>
               </w:rPr>
-              <w:t>PDF project report generation</w:t>
+              <w:t>DOCX project report generation</w:t>
             </w:r>
           </w:p>
         </w:tc>
@@ -876,7 +876,7 @@
               <w:rPr>
                 <w:sz w:val="24"/>
               </w:rPr>
-              <w:t>Writes TXT and CSV reports to disk</w:t>
+              <w:t>Builds ranked report; TXT export via interactive mode</w:t>
             </w:r>
           </w:p>
         </w:tc>
@@ -946,7 +946,7 @@
           <w:color w:val="1E1E1E"/>
           <w:sz w:val="24"/>
         </w:rPr>
-        <w:t>Step 4 -- Semantic Matching (LlamaIndex framework, three-tier fallback): Tier 1 uses Gemini text-embedding-004 via google-genai SDK to embed the JD and each CV, computing cosine similarity as semantic_score (0-100). If Gemini embeddings fail (API version mismatch / quota), Tier 2 uses TF-IDF vectorisation + cosine similarity (scikit-learn) so scores are always real and differentiated, never a neutral placeholder.</w:t>
+        <w:t>Step 4 -- Semantic Matching (LlamaIndex framework, four-tier fallback): Tier 1 uses LlamaIndex GeminiEmbedding (cosine similarity). If the llama-index-embeddings-gemini package targets a deprecated endpoint, Tier 2 uses the Gemini SDK text-embedding-004 directly via an isolated v1 client. Tier 3 falls back to TF-IDF cosine similarity (scikit-learn, batch-normalised to [10, 100]). Tier 4 applies a neutral default of 50.0 only if all embedding tiers fail. Real, differentiated scores are always produced.</w:t>
       </w:r>
     </w:p>
     <w:p>
@@ -1078,7 +1078,7 @@
           <w:color w:val="1E1E1E"/>
           <w:sz w:val="24"/>
         </w:rPr>
-        <w:t>CSV export enables downstream analysis in Excel or Google Sheets.</w:t>
+        <w:t>Interactive mode allows live query refinement (filter, edit requirements, rescore) without restarting the pipeline; TXT export saves the final ranking.</w:t>
       </w:r>
     </w:p>
     <w:p>
@@ -1118,7 +1118,7 @@
           <w:color w:val="1E1E1E"/>
           <w:sz w:val="24"/>
         </w:rPr>
-        <w:t>Possible extensions include: (1) adding an embedding-based similarity step for tie-breaking; (2) integrating a web-based recruiter dashboard; (3) supporting multilingual CVs via translation pre-processing; and (4) fine-tuning the composite weights based on historical hiring outcomes.</w:t>
+        <w:t>Possible extensions include: (1) adding an embedding-based similarity step for tie-breaking; (2) integrating a web-based recruiter dashboard; (3) supporting multilingual CVs via translation pre-processing; and (4) fine-tuning the composite weights based on historical hiring outcomes; and (5) adding CSV/spreadsheet export for downstream HR analytics.</w:t>
       </w:r>
     </w:p>
     <w:sectPr>

--- a/Capstone_Project-CS[02]/Report/Report.docx
+++ b/Capstone_Project-CS[02]/Report/Report.docx
@@ -925,6 +925,59 @@
     </w:p>
     <w:p>
       <w:pPr>
+        <w:jc w:val="center"/>
+      </w:pPr>
+      <w:r>
+        <w:drawing>
+          <wp:inline xmlns:a="http://schemas.openxmlformats.org/drawingml/2006/main" xmlns:pic="http://schemas.openxmlformats.org/drawingml/2006/picture">
+            <wp:extent cx="5486400" cy="3572256"/>
+            <wp:docPr id="1" name="Picture 1"/>
+            <wp:cNvGraphicFramePr>
+              <a:graphicFrameLocks noChangeAspect="1"/>
+            </wp:cNvGraphicFramePr>
+            <a:graphic>
+              <a:graphicData uri="http://schemas.openxmlformats.org/drawingml/2006/picture">
+                <pic:pic>
+                  <pic:nvPicPr>
+                    <pic:cNvPr id="0" name="startup_banner.png"/>
+                    <pic:cNvPicPr/>
+                  </pic:nvPicPr>
+                  <pic:blipFill>
+                    <a:blip r:embed="rId9"/>
+                    <a:stretch>
+                      <a:fillRect/>
+                    </a:stretch>
+                  </pic:blipFill>
+                  <pic:spPr>
+                    <a:xfrm>
+                      <a:off x="0" y="0"/>
+                      <a:ext cx="5486400" cy="3572256"/>
+                    </a:xfrm>
+                    <a:prstGeom prst="rect"/>
+                  </pic:spPr>
+                </pic:pic>
+              </a:graphicData>
+            </a:graphic>
+          </wp:inline>
+        </w:drawing>
+      </w:r>
+    </w:p>
+    <w:p>
+      <w:pPr>
+        <w:spacing w:after="160"/>
+        <w:jc w:val="center"/>
+      </w:pPr>
+      <w:r>
+        <w:rPr>
+          <w:i/>
+          <w:color w:val="505050"/>
+          <w:sz w:val="20"/>
+        </w:rPr>
+        <w:t>Figure 1: Pipeline startup -- LLM model configuration, JD analysis and CV parsing output (terminal screenshot)</w:t>
+      </w:r>
+    </w:p>
+    <w:p>
+      <w:pPr>
         <w:spacing w:after="120"/>
         <w:jc w:val="both"/>
       </w:pPr>
@@ -934,6 +987,59 @@
           <w:sz w:val="24"/>
         </w:rPr>
         <w:t>Step 3 -- CV Scoring (LangChain + LLM #2, gemini-2.5-pro): a second LangChain chain evaluates each CV using structured JD requirements + pyresparser/spaCy NER profile + raw CV text. Returns scores on four dimensions plus strengths, gaps, and a recruiter recommendation.</w:t>
+      </w:r>
+    </w:p>
+    <w:p>
+      <w:pPr>
+        <w:jc w:val="center"/>
+      </w:pPr>
+      <w:r>
+        <w:drawing>
+          <wp:inline xmlns:a="http://schemas.openxmlformats.org/drawingml/2006/main" xmlns:pic="http://schemas.openxmlformats.org/drawingml/2006/picture">
+            <wp:extent cx="5486400" cy="2365248"/>
+            <wp:docPr id="2" name="Picture 2"/>
+            <wp:cNvGraphicFramePr>
+              <a:graphicFrameLocks noChangeAspect="1"/>
+            </wp:cNvGraphicFramePr>
+            <a:graphic>
+              <a:graphicData uri="http://schemas.openxmlformats.org/drawingml/2006/picture">
+                <pic:pic>
+                  <pic:nvPicPr>
+                    <pic:cNvPr id="0" name="cv_scoring.png"/>
+                    <pic:cNvPicPr/>
+                  </pic:nvPicPr>
+                  <pic:blipFill>
+                    <a:blip r:embed="rId10"/>
+                    <a:stretch>
+                      <a:fillRect/>
+                    </a:stretch>
+                  </pic:blipFill>
+                  <pic:spPr>
+                    <a:xfrm>
+                      <a:off x="0" y="0"/>
+                      <a:ext cx="5486400" cy="2365248"/>
+                    </a:xfrm>
+                    <a:prstGeom prst="rect"/>
+                  </pic:spPr>
+                </pic:pic>
+              </a:graphicData>
+            </a:graphic>
+          </wp:inline>
+        </w:drawing>
+      </w:r>
+    </w:p>
+    <w:p>
+      <w:pPr>
+        <w:spacing w:after="160"/>
+        <w:jc w:val="center"/>
+      </w:pPr>
+      <w:r>
+        <w:rPr>
+          <w:i/>
+          <w:color w:val="505050"/>
+          <w:sz w:val="20"/>
+        </w:rPr>
+        <w:t>Figure 2: LLM #2 per-candidate scoring progress and semantic similarity tier selection (terminal screenshot)</w:t>
       </w:r>
     </w:p>
     <w:p>
@@ -1079,6 +1185,112 @@
           <w:sz w:val="24"/>
         </w:rPr>
         <w:t>Interactive mode allows live query refinement (filter, edit requirements, rescore) without restarting the pipeline; TXT export saves the final ranking.</w:t>
+      </w:r>
+    </w:p>
+    <w:p>
+      <w:pPr>
+        <w:jc w:val="center"/>
+      </w:pPr>
+      <w:r>
+        <w:drawing>
+          <wp:inline xmlns:a="http://schemas.openxmlformats.org/drawingml/2006/main" xmlns:pic="http://schemas.openxmlformats.org/drawingml/2006/picture">
+            <wp:extent cx="5486400" cy="2231136"/>
+            <wp:docPr id="3" name="Picture 3"/>
+            <wp:cNvGraphicFramePr>
+              <a:graphicFrameLocks noChangeAspect="1"/>
+            </wp:cNvGraphicFramePr>
+            <a:graphic>
+              <a:graphicData uri="http://schemas.openxmlformats.org/drawingml/2006/picture">
+                <pic:pic>
+                  <pic:nvPicPr>
+                    <pic:cNvPr id="0" name="ranked_table.png"/>
+                    <pic:cNvPicPr/>
+                  </pic:nvPicPr>
+                  <pic:blipFill>
+                    <a:blip r:embed="rId11"/>
+                    <a:stretch>
+                      <a:fillRect/>
+                    </a:stretch>
+                  </pic:blipFill>
+                  <pic:spPr>
+                    <a:xfrm>
+                      <a:off x="0" y="0"/>
+                      <a:ext cx="5486400" cy="2231136"/>
+                    </a:xfrm>
+                    <a:prstGeom prst="rect"/>
+                  </pic:spPr>
+                </pic:pic>
+              </a:graphicData>
+            </a:graphic>
+          </wp:inline>
+        </w:drawing>
+      </w:r>
+    </w:p>
+    <w:p>
+      <w:pPr>
+        <w:spacing w:after="160"/>
+        <w:jc w:val="center"/>
+      </w:pPr>
+      <w:r>
+        <w:rPr>
+          <w:i/>
+          <w:color w:val="505050"/>
+          <w:sz w:val="20"/>
+        </w:rPr>
+        <w:t>Figure 3: Final ranked candidate table -- composite, semantic, and overall LLM scores colour-coded by suitability (terminal screenshot)</w:t>
+      </w:r>
+    </w:p>
+    <w:p>
+      <w:pPr>
+        <w:jc w:val="center"/>
+      </w:pPr>
+      <w:r>
+        <w:drawing>
+          <wp:inline xmlns:a="http://schemas.openxmlformats.org/drawingml/2006/main" xmlns:pic="http://schemas.openxmlformats.org/drawingml/2006/picture">
+            <wp:extent cx="5486400" cy="5047488"/>
+            <wp:docPr id="4" name="Picture 4"/>
+            <wp:cNvGraphicFramePr>
+              <a:graphicFrameLocks noChangeAspect="1"/>
+            </wp:cNvGraphicFramePr>
+            <a:graphic>
+              <a:graphicData uri="http://schemas.openxmlformats.org/drawingml/2006/picture">
+                <pic:pic>
+                  <pic:nvPicPr>
+                    <pic:cNvPr id="0" name="interactive_mode.png"/>
+                    <pic:cNvPicPr/>
+                  </pic:nvPicPr>
+                  <pic:blipFill>
+                    <a:blip r:embed="rId12"/>
+                    <a:stretch>
+                      <a:fillRect/>
+                    </a:stretch>
+                  </pic:blipFill>
+                  <pic:spPr>
+                    <a:xfrm>
+                      <a:off x="0" y="0"/>
+                      <a:ext cx="5486400" cy="5047488"/>
+                    </a:xfrm>
+                    <a:prstGeom prst="rect"/>
+                  </pic:spPr>
+                </pic:pic>
+              </a:graphicData>
+            </a:graphic>
+          </wp:inline>
+        </w:drawing>
+      </w:r>
+    </w:p>
+    <w:p>
+      <w:pPr>
+        <w:spacing w:after="160"/>
+        <w:jc w:val="center"/>
+      </w:pPr>
+      <w:r>
+        <w:rPr>
+          <w:i/>
+          <w:color w:val="505050"/>
+          <w:sz w:val="20"/>
+        </w:rPr>
+        <w:t>Figure 4: Interactive mode -- 'show 1' command displaying per-candidate strengths, gaps, and recruiter recommendation from LLM #2 (terminal screenshot)</w:t>
       </w:r>
     </w:p>
     <w:p>

--- a/Capstone_Project-CS[02]/Report/Report.docx
+++ b/Capstone_Project-CS[02]/Report/Report.docx
@@ -4,19 +4,21 @@
   <w:body>
     <w:p>
       <w:pPr>
+        <w:spacing w:after="20"/>
         <w:jc w:val="center"/>
       </w:pPr>
       <w:r>
         <w:rPr>
           <w:b/>
           <w:color w:val="003580"/>
-          <w:sz w:val="40"/>
+          <w:sz w:val="36"/>
         </w:rPr>
         <w:t>CV Sorting using LLMs</w:t>
       </w:r>
     </w:p>
     <w:p>
       <w:pPr>
+        <w:spacing w:after="80"/>
         <w:jc w:val="center"/>
       </w:pPr>
       <w:r>
@@ -27,24 +29,24 @@
         <w:t>Capstone Project CS[02]  |  AI4ICPS Upskilling Programme</w:t>
       </w:r>
     </w:p>
-    <w:p/>
     <w:p>
       <w:pPr>
         <w:pStyle w:val="Heading1"/>
+        <w:spacing w:before="80" w:after="40"/>
         <w:jc w:val="left"/>
       </w:pPr>
       <w:r>
         <w:rPr>
           <w:b/>
           <w:color w:val="003580"/>
-          <w:sz w:val="28"/>
+          <w:sz w:val="26"/>
         </w:rPr>
         <w:t>Abstract</w:t>
       </w:r>
     </w:p>
     <w:p>
       <w:pPr>
-        <w:spacing w:after="120"/>
+        <w:spacing w:after="60" w:before="0"/>
         <w:jc w:val="both"/>
       </w:pPr>
       <w:r>
@@ -52,26 +54,27 @@
           <w:color w:val="1E1E1E"/>
           <w:sz w:val="24"/>
         </w:rPr>
-        <w:t>This project implements an automated CV (resume) ranking pipeline that uses two Google Gemini LLMs orchestrated by LangChain, with LlamaIndex as the semantic matching framework. Resume extraction uses a two-tier strategy: pyresparser (project requirement) is attempted first; spaCy 3.x NER + regex serves as the automatic fallback for Python 3.11+ compatibility. Semantic similarity scoring uses a four-tier fallback: LlamaIndex GeminiEmbedding -&gt; Gemini SDK text-embedding-004 -&gt; TF-IDF cosine similarity (scikit-learn) -&gt; neutral default 50.0, ensuring real differentiated scores are always produced. Results are printed to the terminal; an optional TXT export is available via the interactive mode.</w:t>
+        <w:t>Automated CV ranking pipeline using two Google Gemini LLMs orchestrated by LangChain, with LlamaIndex as the semantic matching framework. Resume parsing uses pyresparser (Tier 1) with spaCy 3.x NER + regex fallback (Tier 2). Semantic similarity uses a four-tier fallback: LlamaIndex GeminiEmbedding → Gemini SDK → TF-IDF cosine → default 50.0. Results are printed to the terminal; TXT export available via interactive mode.</w:t>
       </w:r>
     </w:p>
     <w:p>
       <w:pPr>
         <w:pStyle w:val="Heading1"/>
+        <w:spacing w:before="80" w:after="40"/>
         <w:jc w:val="left"/>
       </w:pPr>
       <w:r>
         <w:rPr>
           <w:b/>
           <w:color w:val="003580"/>
-          <w:sz w:val="28"/>
+          <w:sz w:val="26"/>
         </w:rPr>
-        <w:t>1.  Introduction</w:t>
+        <w:t>1.  Introduction &amp; Problem Statement</w:t>
       </w:r>
     </w:p>
     <w:p>
       <w:pPr>
-        <w:spacing w:after="120"/>
+        <w:spacing w:after="60" w:before="0"/>
         <w:jc w:val="both"/>
       </w:pPr>
       <w:r>
@@ -79,171 +82,121 @@
           <w:color w:val="1E1E1E"/>
           <w:sz w:val="24"/>
         </w:rPr>
-        <w:t>Recruitment teams routinely receive hundreds of CVs per job opening. Manual screening is time-consuming, inconsistent, and susceptible to unconscious bias. Recent advances in Large Language Models (LLMs) make it possible to automate the initial screening phase with high accuracy and interpretability.</w:t>
+        <w:t>Recruitment teams routinely screen hundreds of CVs per opening, a slow and bias-prone process. This project automates initial screening: given a job description and a folder of candidate CVs (PDF/DOCX/TXT), it produces a ranked list with per-candidate dimension scores and LLM-generated feedback that a recruiter can act on immediately.</w:t>
       </w:r>
     </w:p>
     <w:p>
       <w:pPr>
-        <w:spacing w:after="120"/>
-        <w:jc w:val="both"/>
+        <w:pStyle w:val="Heading1"/>
+        <w:spacing w:before="80" w:after="40"/>
+        <w:jc w:val="left"/>
+      </w:pPr>
+      <w:r>
+        <w:rPr>
+          <w:b/>
+          <w:color w:val="003580"/>
+          <w:sz w:val="26"/>
+        </w:rPr>
+        <w:t>2.  Objectives</w:t>
+      </w:r>
+    </w:p>
+    <w:p>
+      <w:pPr>
+        <w:pStyle w:val="ListBullet"/>
+        <w:spacing w:after="20" w:before="0"/>
       </w:pPr>
       <w:r>
         <w:rPr>
           <w:color w:val="1E1E1E"/>
           <w:sz w:val="24"/>
         </w:rPr>
-        <w:t>This project was chosen because it directly addresses a real-world HR pain-point and showcases the power of combining multiple LLMs in a sequential, purpose-specialised pipeline -- a best-practice pattern in modern GenAI engineering.</w:t>
+        <w:t>Parse candidate CVs from PDF, DOCX, and plain-text formats.</w:t>
+      </w:r>
+    </w:p>
+    <w:p>
+      <w:pPr>
+        <w:pStyle w:val="ListBullet"/>
+        <w:spacing w:after="20" w:before="0"/>
+      </w:pPr>
+      <w:r>
+        <w:rPr>
+          <w:color w:val="1E1E1E"/>
+          <w:sz w:val="24"/>
+        </w:rPr>
+        <w:t>Extract structured hiring criteria from the JD using LLM #1 (gemini-2.5-flash).</w:t>
+      </w:r>
+    </w:p>
+    <w:p>
+      <w:pPr>
+        <w:pStyle w:val="ListBullet"/>
+        <w:spacing w:after="20" w:before="0"/>
+      </w:pPr>
+      <w:r>
+        <w:rPr>
+          <w:color w:val="1E1E1E"/>
+          <w:sz w:val="24"/>
+        </w:rPr>
+        <w:t>Score each CV across five dimensions using LLM #2 (gemini-2.5-pro).</w:t>
+      </w:r>
+    </w:p>
+    <w:p>
+      <w:pPr>
+        <w:pStyle w:val="ListBullet"/>
+        <w:spacing w:after="20" w:before="0"/>
+      </w:pPr>
+      <w:r>
+        <w:rPr>
+          <w:color w:val="1E1E1E"/>
+          <w:sz w:val="24"/>
+        </w:rPr>
+        <w:t>Compute a weighted composite score and produce a ranked candidate list.</w:t>
+      </w:r>
+    </w:p>
+    <w:p>
+      <w:pPr>
+        <w:pStyle w:val="ListBullet"/>
+        <w:spacing w:after="20" w:before="0"/>
+      </w:pPr>
+      <w:r>
+        <w:rPr>
+          <w:color w:val="1E1E1E"/>
+          <w:sz w:val="24"/>
+        </w:rPr>
+        <w:t>Support interactive query refinement; export TXT on demand.</w:t>
+      </w:r>
+    </w:p>
+    <w:p>
+      <w:pPr>
+        <w:pStyle w:val="ListBullet"/>
+        <w:spacing w:after="20" w:before="0"/>
+      </w:pPr>
+      <w:r>
+        <w:rPr>
+          <w:color w:val="1E1E1E"/>
+          <w:sz w:val="24"/>
+        </w:rPr>
+        <w:t>Accept API key via CLI argument or environment variable (never hardcoded).</w:t>
       </w:r>
     </w:p>
     <w:p>
       <w:pPr>
         <w:pStyle w:val="Heading1"/>
+        <w:spacing w:before="80" w:after="40"/>
         <w:jc w:val="left"/>
       </w:pPr>
       <w:r>
         <w:rPr>
           <w:b/>
           <w:color w:val="003580"/>
-          <w:sz w:val="28"/>
+          <w:sz w:val="26"/>
         </w:rPr>
-        <w:t>2.  Problem Statement</w:t>
-      </w:r>
-    </w:p>
-    <w:p>
-      <w:pPr>
-        <w:spacing w:after="120"/>
-        <w:jc w:val="both"/>
-      </w:pPr>
-      <w:r>
-        <w:rPr>
-          <w:color w:val="1E1E1E"/>
-          <w:sz w:val="24"/>
-        </w:rPr>
-        <w:t>Given a job description and a collection of candidate CVs (PDF, DOCX, or plain-text), produce a ranked list of candidates ordered by their suitability for the role, with per-candidate feedback that a human recruiter can act on immediately.</w:t>
-      </w:r>
-    </w:p>
-    <w:p>
-      <w:pPr>
-        <w:pStyle w:val="Heading1"/>
-        <w:jc w:val="left"/>
-      </w:pPr>
-      <w:r>
-        <w:rPr>
-          <w:b/>
-          <w:color w:val="003580"/>
-          <w:sz w:val="28"/>
-        </w:rPr>
-        <w:t>3.  Objectives</w:t>
-      </w:r>
-    </w:p>
-    <w:p>
-      <w:pPr>
-        <w:pStyle w:val="ListBullet"/>
-        <w:spacing w:after="60"/>
-      </w:pPr>
-      <w:r>
-        <w:rPr>
-          <w:color w:val="1E1E1E"/>
-          <w:sz w:val="24"/>
-        </w:rPr>
-        <w:t>Parse candidate resumes from PDF, DOCX, and plain-text formats.</w:t>
-      </w:r>
-    </w:p>
-    <w:p>
-      <w:pPr>
-        <w:pStyle w:val="ListBullet"/>
-        <w:spacing w:after="60"/>
-      </w:pPr>
-      <w:r>
-        <w:rPr>
-          <w:color w:val="1E1E1E"/>
-          <w:sz w:val="24"/>
-        </w:rPr>
-        <w:t>Extract structured hiring criteria (must-have, nice-to-have, keywords, minimum experience) from the job description using LLM #1.</w:t>
-      </w:r>
-    </w:p>
-    <w:p>
-      <w:pPr>
-        <w:pStyle w:val="ListBullet"/>
-        <w:spacing w:after="60"/>
-      </w:pPr>
-      <w:r>
-        <w:rPr>
-          <w:color w:val="1E1E1E"/>
-          <w:sz w:val="24"/>
-        </w:rPr>
-        <w:t>Score each candidate CV across five dimensions using LLM #2 (must-have, nice-to-have, experience, keywords) plus semantic similarity via LlamaIndex.</w:t>
-      </w:r>
-    </w:p>
-    <w:p>
-      <w:pPr>
-        <w:pStyle w:val="ListBullet"/>
-        <w:spacing w:after="60"/>
-      </w:pPr>
-      <w:r>
-        <w:rPr>
-          <w:color w:val="1E1E1E"/>
-          <w:sz w:val="24"/>
-        </w:rPr>
-        <w:t>Compute a weighted composite score and produce a sorted ranked list.</w:t>
-      </w:r>
-    </w:p>
-    <w:p>
-      <w:pPr>
-        <w:pStyle w:val="ListBullet"/>
-        <w:spacing w:after="60"/>
-      </w:pPr>
-      <w:r>
-        <w:rPr>
-          <w:color w:val="1E1E1E"/>
-          <w:sz w:val="24"/>
-        </w:rPr>
-        <w:t>Print a detailed, human-readable ranked report to the terminal; export to TXT on demand via the interactive mode 'export' command.</w:t>
-      </w:r>
-    </w:p>
-    <w:p>
-      <w:pPr>
-        <w:pStyle w:val="ListBullet"/>
-        <w:spacing w:after="60"/>
-      </w:pPr>
-      <w:r>
-        <w:rPr>
-          <w:color w:val="1E1E1E"/>
-          <w:sz w:val="24"/>
-        </w:rPr>
-        <w:t>Keep the API key out of the codebase; accept via CLI or environment variable.</w:t>
-      </w:r>
-    </w:p>
-    <w:p>
-      <w:pPr>
-        <w:pStyle w:val="ListBullet"/>
-        <w:spacing w:after="60"/>
-      </w:pPr>
-      <w:r>
-        <w:rPr>
-          <w:color w:val="1E1E1E"/>
-          <w:sz w:val="24"/>
-        </w:rPr>
-        <w:t>Maintain a fully modular codebase with one clear responsibility per module.</w:t>
-      </w:r>
-    </w:p>
-    <w:p>
-      <w:pPr>
-        <w:pStyle w:val="Heading1"/>
-        <w:jc w:val="left"/>
-      </w:pPr>
-      <w:r>
-        <w:rPr>
-          <w:b/>
-          <w:color w:val="003580"/>
-          <w:sz w:val="28"/>
-        </w:rPr>
-        <w:t>4.  Methodology</w:t>
+        <w:t>3.  Methodology</w:t>
       </w:r>
     </w:p>
     <w:p>
       <w:pPr>
         <w:pStyle w:val="Heading2"/>
+        <w:spacing w:before="40" w:after="20"/>
         <w:jc w:val="left"/>
       </w:pPr>
       <w:r>
@@ -252,7 +205,7 @@
           <w:color w:val="003580"/>
           <w:sz w:val="24"/>
         </w:rPr>
-        <w:t>4.1  Tools and Technologies</w:t>
+        <w:t>3.1  Tools &amp; Technologies</w:t>
       </w:r>
     </w:p>
     <w:tbl>
@@ -262,13 +215,13 @@
         <w:tblLook w:firstColumn="1" w:firstRow="1" w:lastColumn="0" w:lastRow="0" w:noHBand="0" w:noVBand="1" w:val="04A0"/>
       </w:tblPr>
       <w:tblGrid>
-        <w:gridCol w:w="4703"/>
-        <w:gridCol w:w="4703"/>
+        <w:gridCol w:w="4873"/>
+        <w:gridCol w:w="4873"/>
       </w:tblGrid>
       <w:tr>
         <w:tc>
           <w:tcPr>
-            <w:tcW w:type="dxa" w:w="4703"/>
+            <w:tcW w:type="dxa" w:w="2448"/>
             <w:shd w:val="clear" w:color="auto" w:fill="003580"/>
           </w:tcPr>
           <w:p>
@@ -284,7 +237,7 @@
         </w:tc>
         <w:tc>
           <w:tcPr>
-            <w:tcW w:type="dxa" w:w="4703"/>
+            <w:tcW w:type="dxa" w:w="4873"/>
             <w:shd w:val="clear" w:color="auto" w:fill="003580"/>
           </w:tcPr>
           <w:p>
@@ -302,65 +255,7 @@
       <w:tr>
         <w:tc>
           <w:tcPr>
-            <w:tcW w:type="dxa" w:w="4703"/>
-          </w:tcPr>
-          <w:p>
-            <w:r>
-              <w:rPr>
-                <w:b/>
-                <w:sz w:val="24"/>
-              </w:rPr>
-              <w:t>Python 3.11+</w:t>
-            </w:r>
-          </w:p>
-        </w:tc>
-        <w:tc>
-          <w:tcPr>
-            <w:tcW w:type="dxa" w:w="4703"/>
-          </w:tcPr>
-          <w:p>
-            <w:r>
-              <w:rPr>
-                <w:sz w:val="24"/>
-              </w:rPr>
-              <w:t>Core programming language</w:t>
-            </w:r>
-          </w:p>
-        </w:tc>
-      </w:tr>
-      <w:tr>
-        <w:tc>
-          <w:tcPr>
-            <w:tcW w:type="dxa" w:w="4703"/>
-          </w:tcPr>
-          <w:p>
-            <w:r>
-              <w:rPr>
-                <w:b/>
-                <w:sz w:val="24"/>
-              </w:rPr>
-              <w:t>Google Gemini API</w:t>
-            </w:r>
-          </w:p>
-        </w:tc>
-        <w:tc>
-          <w:tcPr>
-            <w:tcW w:type="dxa" w:w="4703"/>
-          </w:tcPr>
-          <w:p>
-            <w:r>
-              <w:rPr>
-                <w:sz w:val="24"/>
-              </w:rPr>
-              <w:t>LLM inference via Google AI Studio</w:t>
-            </w:r>
-          </w:p>
-        </w:tc>
-      </w:tr>
-      <w:tr>
-        <w:tc>
-          <w:tcPr>
-            <w:tcW w:type="dxa" w:w="4703"/>
+            <w:tcW w:type="dxa" w:w="2448"/>
           </w:tcPr>
           <w:p>
             <w:r>
@@ -374,14 +269,14 @@
         </w:tc>
         <w:tc>
           <w:tcPr>
-            <w:tcW w:type="dxa" w:w="4703"/>
+            <w:tcW w:type="dxa" w:w="4873"/>
           </w:tcPr>
           <w:p>
             <w:r>
               <w:rPr>
                 <w:sz w:val="24"/>
               </w:rPr>
-              <w:t>LLM #1 -- JD extraction (runs once)</w:t>
+              <w:t>LLM #1 – JD extraction (runs once per session)</w:t>
             </w:r>
           </w:p>
         </w:tc>
@@ -389,7 +284,7 @@
       <w:tr>
         <w:tc>
           <w:tcPr>
-            <w:tcW w:type="dxa" w:w="4703"/>
+            <w:tcW w:type="dxa" w:w="2448"/>
           </w:tcPr>
           <w:p>
             <w:r>
@@ -403,14 +298,14 @@
         </w:tc>
         <w:tc>
           <w:tcPr>
-            <w:tcW w:type="dxa" w:w="4703"/>
+            <w:tcW w:type="dxa" w:w="4873"/>
           </w:tcPr>
           <w:p>
             <w:r>
               <w:rPr>
                 <w:sz w:val="24"/>
               </w:rPr>
-              <w:t>LLM #2 -- Per-CV scoring (runs per candidate)</w:t>
+              <w:t>LLM #2 – per-CV scoring (one call per candidate)</w:t>
             </w:r>
           </w:p>
         </w:tc>
@@ -418,7 +313,7 @@
       <w:tr>
         <w:tc>
           <w:tcPr>
-            <w:tcW w:type="dxa" w:w="4703"/>
+            <w:tcW w:type="dxa" w:w="2448"/>
           </w:tcPr>
           <w:p>
             <w:r>
@@ -432,14 +327,14 @@
         </w:tc>
         <w:tc>
           <w:tcPr>
-            <w:tcW w:type="dxa" w:w="4703"/>
+            <w:tcW w:type="dxa" w:w="4873"/>
           </w:tcPr>
           <w:p>
             <w:r>
               <w:rPr>
                 <w:sz w:val="24"/>
               </w:rPr>
-              <w:t>Orchestration + structured output parsing</w:t>
+              <w:t>Prompt chains + JsonOutputParser</w:t>
             </w:r>
           </w:p>
         </w:tc>
@@ -447,7 +342,7 @@
       <w:tr>
         <w:tc>
           <w:tcPr>
-            <w:tcW w:type="dxa" w:w="4703"/>
+            <w:tcW w:type="dxa" w:w="2448"/>
           </w:tcPr>
           <w:p>
             <w:r>
@@ -461,14 +356,14 @@
         </w:tc>
         <w:tc>
           <w:tcPr>
-            <w:tcW w:type="dxa" w:w="4703"/>
+            <w:tcW w:type="dxa" w:w="4873"/>
           </w:tcPr>
           <w:p>
             <w:r>
               <w:rPr>
                 <w:sz w:val="24"/>
               </w:rPr>
-              <w:t>Semantic matching framework (embedding interface)</w:t>
+              <w:t>Semantic matching framework (Tier 1 embeddings)</w:t>
             </w:r>
           </w:p>
         </w:tc>
@@ -476,7 +371,7 @@
       <w:tr>
         <w:tc>
           <w:tcPr>
-            <w:tcW w:type="dxa" w:w="4703"/>
+            <w:tcW w:type="dxa" w:w="2448"/>
           </w:tcPr>
           <w:p>
             <w:r>
@@ -484,20 +379,20 @@
                 <w:b/>
                 <w:sz w:val="24"/>
               </w:rPr>
-              <w:t>pyresparser (Tier 1)</w:t>
+              <w:t>pyresparser / spaCy</w:t>
             </w:r>
           </w:p>
         </w:tc>
         <w:tc>
           <w:tcPr>
-            <w:tcW w:type="dxa" w:w="4703"/>
+            <w:tcW w:type="dxa" w:w="4873"/>
           </w:tcPr>
           <w:p>
             <w:r>
               <w:rPr>
                 <w:sz w:val="24"/>
               </w:rPr>
-              <w:t>Structured resume extraction -- attempted first</w:t>
+              <w:t>Tier 1 / Tier 2 structured resume extraction</w:t>
             </w:r>
           </w:p>
         </w:tc>
@@ -505,7 +400,7 @@
       <w:tr>
         <w:tc>
           <w:tcPr>
-            <w:tcW w:type="dxa" w:w="4703"/>
+            <w:tcW w:type="dxa" w:w="2448"/>
           </w:tcPr>
           <w:p>
             <w:r>
@@ -513,20 +408,20 @@
                 <w:b/>
                 <w:sz w:val="24"/>
               </w:rPr>
-              <w:t>spaCy 3.x NER + regex (Tier 2)</w:t>
+              <w:t>pypdf / python-docx</w:t>
             </w:r>
           </w:p>
         </w:tc>
         <w:tc>
           <w:tcPr>
-            <w:tcW w:type="dxa" w:w="4703"/>
+            <w:tcW w:type="dxa" w:w="4873"/>
           </w:tcPr>
           <w:p>
             <w:r>
               <w:rPr>
                 <w:sz w:val="24"/>
               </w:rPr>
-              <w:t>Fallback extractor -- Python 3.11+ safe</w:t>
+              <w:t>Raw text from PDF and DOCX files</w:t>
             </w:r>
           </w:p>
         </w:tc>
@@ -534,7 +429,7 @@
       <w:tr>
         <w:tc>
           <w:tcPr>
-            <w:tcW w:type="dxa" w:w="4703"/>
+            <w:tcW w:type="dxa" w:w="2448"/>
           </w:tcPr>
           <w:p>
             <w:r>
@@ -548,81 +443,28 @@
         </w:tc>
         <w:tc>
           <w:tcPr>
-            <w:tcW w:type="dxa" w:w="4703"/>
+            <w:tcW w:type="dxa" w:w="4873"/>
           </w:tcPr>
           <w:p>
             <w:r>
               <w:rPr>
                 <w:sz w:val="24"/>
               </w:rPr>
-              <w:t>TF-IDF cosine similarity -- semantic scoring fallback</w:t>
-            </w:r>
-          </w:p>
-        </w:tc>
-      </w:tr>
-      <w:tr>
-        <w:tc>
-          <w:tcPr>
-            <w:tcW w:type="dxa" w:w="4703"/>
-          </w:tcPr>
-          <w:p>
-            <w:r>
-              <w:rPr>
-                <w:b/>
-                <w:sz w:val="24"/>
-              </w:rPr>
-              <w:t>pypdf / python-docx</w:t>
-            </w:r>
-          </w:p>
-        </w:tc>
-        <w:tc>
-          <w:tcPr>
-            <w:tcW w:type="dxa" w:w="4703"/>
-          </w:tcPr>
-          <w:p>
-            <w:r>
-              <w:rPr>
-                <w:sz w:val="24"/>
-              </w:rPr>
-              <w:t>Raw text extraction from PDF and DOCX files</w:t>
-            </w:r>
-          </w:p>
-        </w:tc>
-      </w:tr>
-      <w:tr>
-        <w:tc>
-          <w:tcPr>
-            <w:tcW w:type="dxa" w:w="4703"/>
-          </w:tcPr>
-          <w:p>
-            <w:r>
-              <w:rPr>
-                <w:b/>
-                <w:sz w:val="24"/>
-              </w:rPr>
-              <w:t>python-docx</w:t>
-            </w:r>
-          </w:p>
-        </w:tc>
-        <w:tc>
-          <w:tcPr>
-            <w:tcW w:type="dxa" w:w="4703"/>
-          </w:tcPr>
-          <w:p>
-            <w:r>
-              <w:rPr>
-                <w:sz w:val="24"/>
-              </w:rPr>
-              <w:t>DOCX project report generation</w:t>
+              <w:t>TF-IDF cosine – Tier 3 semantic fallback</w:t>
             </w:r>
           </w:p>
         </w:tc>
       </w:tr>
     </w:tbl>
-    <w:p/>
+    <w:p>
+      <w:pPr>
+        <w:spacing w:after="40"/>
+      </w:pPr>
+    </w:p>
     <w:p>
       <w:pPr>
         <w:pStyle w:val="Heading2"/>
+        <w:spacing w:before="40" w:after="20"/>
         <w:jc w:val="left"/>
       </w:pPr>
       <w:r>
@@ -631,7 +473,7 @@
           <w:color w:val="003580"/>
           <w:sz w:val="24"/>
         </w:rPr>
-        <w:t>4.2  System Architecture</w:t>
+        <w:t>3.2  Architecture  (7 modules)</w:t>
       </w:r>
     </w:p>
     <w:tbl>
@@ -641,13 +483,13 @@
         <w:tblLook w:firstColumn="1" w:firstRow="1" w:lastColumn="0" w:lastRow="0" w:noHBand="0" w:noVBand="1" w:val="04A0"/>
       </w:tblPr>
       <w:tblGrid>
-        <w:gridCol w:w="4703"/>
-        <w:gridCol w:w="4703"/>
+        <w:gridCol w:w="4873"/>
+        <w:gridCol w:w="4873"/>
       </w:tblGrid>
       <w:tr>
         <w:tc>
           <w:tcPr>
-            <w:tcW w:type="dxa" w:w="4703"/>
+            <w:tcW w:type="dxa" w:w="2448"/>
             <w:shd w:val="clear" w:color="auto" w:fill="003580"/>
           </w:tcPr>
           <w:p>
@@ -663,7 +505,7 @@
         </w:tc>
         <w:tc>
           <w:tcPr>
-            <w:tcW w:type="dxa" w:w="4703"/>
+            <w:tcW w:type="dxa" w:w="4873"/>
             <w:shd w:val="clear" w:color="auto" w:fill="003580"/>
           </w:tcPr>
           <w:p>
@@ -681,7 +523,7 @@
       <w:tr>
         <w:tc>
           <w:tcPr>
-            <w:tcW w:type="dxa" w:w="4703"/>
+            <w:tcW w:type="dxa" w:w="2448"/>
           </w:tcPr>
           <w:p>
             <w:r>
@@ -695,14 +537,14 @@
         </w:tc>
         <w:tc>
           <w:tcPr>
-            <w:tcW w:type="dxa" w:w="4703"/>
+            <w:tcW w:type="dxa" w:w="4873"/>
           </w:tcPr>
           <w:p>
             <w:r>
               <w:rPr>
                 <w:sz w:val="24"/>
               </w:rPr>
-              <w:t>CLI entry point + --interactive query refinement mode</w:t>
+              <w:t>CLI entry point + --interactive mode</w:t>
             </w:r>
           </w:p>
         </w:tc>
@@ -710,7 +552,7 @@
       <w:tr>
         <w:tc>
           <w:tcPr>
-            <w:tcW w:type="dxa" w:w="4703"/>
+            <w:tcW w:type="dxa" w:w="2448"/>
           </w:tcPr>
           <w:p>
             <w:r>
@@ -724,14 +566,14 @@
         </w:tc>
         <w:tc>
           <w:tcPr>
-            <w:tcW w:type="dxa" w:w="4703"/>
+            <w:tcW w:type="dxa" w:w="4873"/>
           </w:tcPr>
           <w:p>
             <w:r>
               <w:rPr>
                 <w:sz w:val="24"/>
               </w:rPr>
-              <w:t>Shared client: google-genai, LangChain, LlamaIndex</w:t>
+              <w:t>Gemini, LangChain, LlamaIndex initialisation</w:t>
             </w:r>
           </w:p>
         </w:tc>
@@ -739,7 +581,7 @@
       <w:tr>
         <w:tc>
           <w:tcPr>
-            <w:tcW w:type="dxa" w:w="4703"/>
+            <w:tcW w:type="dxa" w:w="2448"/>
           </w:tcPr>
           <w:p>
             <w:r>
@@ -753,14 +595,14 @@
         </w:tc>
         <w:tc>
           <w:tcPr>
-            <w:tcW w:type="dxa" w:w="4703"/>
+            <w:tcW w:type="dxa" w:w="4873"/>
           </w:tcPr>
           <w:p>
             <w:r>
               <w:rPr>
                 <w:sz w:val="24"/>
               </w:rPr>
-              <w:t>pyresparser (Tier 1) + spaCy NER fallback (Tier 2)</w:t>
+              <w:t>pyresparser Tier 1 + spaCy NER Tier 2</w:t>
             </w:r>
           </w:p>
         </w:tc>
@@ -768,7 +610,7 @@
       <w:tr>
         <w:tc>
           <w:tcPr>
-            <w:tcW w:type="dxa" w:w="4703"/>
+            <w:tcW w:type="dxa" w:w="2448"/>
           </w:tcPr>
           <w:p>
             <w:r>
@@ -782,14 +624,14 @@
         </w:tc>
         <w:tc>
           <w:tcPr>
-            <w:tcW w:type="dxa" w:w="4703"/>
+            <w:tcW w:type="dxa" w:w="4873"/>
           </w:tcPr>
           <w:p>
             <w:r>
               <w:rPr>
                 <w:sz w:val="24"/>
               </w:rPr>
-              <w:t>LangChain chain: LLM #1 structured JD extraction</w:t>
+              <w:t>LangChain chain – LLM #1 JD extraction</w:t>
             </w:r>
           </w:p>
         </w:tc>
@@ -797,7 +639,7 @@
       <w:tr>
         <w:tc>
           <w:tcPr>
-            <w:tcW w:type="dxa" w:w="4703"/>
+            <w:tcW w:type="dxa" w:w="2448"/>
           </w:tcPr>
           <w:p>
             <w:r>
@@ -811,14 +653,14 @@
         </w:tc>
         <w:tc>
           <w:tcPr>
-            <w:tcW w:type="dxa" w:w="4703"/>
+            <w:tcW w:type="dxa" w:w="4873"/>
           </w:tcPr>
           <w:p>
             <w:r>
               <w:rPr>
                 <w:sz w:val="24"/>
               </w:rPr>
-              <w:t>LangChain chain: LLM #2 multi-dimension CV scoring</w:t>
+              <w:t>LangChain chain – LLM #2 per-CV scoring</w:t>
             </w:r>
           </w:p>
         </w:tc>
@@ -826,7 +668,7 @@
       <w:tr>
         <w:tc>
           <w:tcPr>
-            <w:tcW w:type="dxa" w:w="4703"/>
+            <w:tcW w:type="dxa" w:w="2448"/>
           </w:tcPr>
           <w:p>
             <w:r>
@@ -840,14 +682,14 @@
         </w:tc>
         <w:tc>
           <w:tcPr>
-            <w:tcW w:type="dxa" w:w="4703"/>
+            <w:tcW w:type="dxa" w:w="4873"/>
           </w:tcPr>
           <w:p>
             <w:r>
               <w:rPr>
                 <w:sz w:val="24"/>
               </w:rPr>
-              <w:t>Semantic scoring (Gemini-&gt;TF-IDF) + composite ranking</w:t>
+              <w:t>Four-tier semantic scoring + composite ranking</w:t>
             </w:r>
           </w:p>
         </w:tc>
@@ -855,7 +697,7 @@
       <w:tr>
         <w:tc>
           <w:tcPr>
-            <w:tcW w:type="dxa" w:w="4703"/>
+            <w:tcW w:type="dxa" w:w="2448"/>
           </w:tcPr>
           <w:p>
             <w:r>
@@ -869,23 +711,57 @@
         </w:tc>
         <w:tc>
           <w:tcPr>
-            <w:tcW w:type="dxa" w:w="4703"/>
+            <w:tcW w:type="dxa" w:w="4873"/>
           </w:tcPr>
           <w:p>
             <w:r>
               <w:rPr>
                 <w:sz w:val="24"/>
               </w:rPr>
-              <w:t>Builds ranked report; TXT export via interactive mode</w:t>
+              <w:t>Terminal report + TXT export on 'export' command</w:t>
+            </w:r>
+          </w:p>
+        </w:tc>
+      </w:tr>
+      <w:tr>
+        <w:tc>
+          <w:tcPr>
+            <w:tcW w:type="dxa" w:w="2448"/>
+          </w:tcPr>
+          <w:p>
+            <w:r>
+              <w:rPr>
+                <w:b/>
+                <w:sz w:val="24"/>
+              </w:rPr>
+              <w:t>interactive.py</w:t>
+            </w:r>
+          </w:p>
+        </w:tc>
+        <w:tc>
+          <w:tcPr>
+            <w:tcW w:type="dxa" w:w="4873"/>
+          </w:tcPr>
+          <w:p>
+            <w:r>
+              <w:rPr>
+                <w:sz w:val="24"/>
+              </w:rPr>
+              <w:t>Interactive refinement loop (filter, rescore, export)</w:t>
             </w:r>
           </w:p>
         </w:tc>
       </w:tr>
     </w:tbl>
-    <w:p/>
+    <w:p>
+      <w:pPr>
+        <w:spacing w:after="40"/>
+      </w:pPr>
+    </w:p>
     <w:p>
       <w:pPr>
         <w:pStyle w:val="Heading2"/>
+        <w:spacing w:before="40" w:after="20"/>
         <w:jc w:val="left"/>
       </w:pPr>
       <w:r>
@@ -894,12 +770,12 @@
           <w:color w:val="003580"/>
           <w:sz w:val="24"/>
         </w:rPr>
-        <w:t>4.3  Two-LLM Pipeline with LangChain and LlamaIndex</w:t>
+        <w:t>3.3  Pipeline &amp; Scoring</w:t>
       </w:r>
     </w:p>
     <w:p>
       <w:pPr>
-        <w:spacing w:after="120"/>
+        <w:spacing w:after="60" w:before="0"/>
         <w:jc w:val="both"/>
       </w:pPr>
       <w:r>
@@ -907,12 +783,403 @@
           <w:color w:val="1E1E1E"/>
           <w:sz w:val="24"/>
         </w:rPr>
-        <w:t>Step 1 -- Resume Parsing: pypdf / python-docx extract raw text from each CV. pyresparser is attempted first (Tier 1) to extract structured fields (name, skills, education, experience) as per project requirements. If pyresparser fails (e.g. spaCy 2.x/3.x config mismatch), spaCy 3.x NER + regex (Tier 2) is used automatically as a drop-in fallback.</w:t>
+        <w:t>Step 1 – Resume Parsing: pypdf / python-docx extract raw text; pyresparser (Tier 1) attempts structured extraction; spaCy NER + regex (Tier 2) activates automatically on spaCy 3.x [E053] incompatibility.  Step 2 – JD Analysis (LLM #1): LangChain chain extracts must-have, nice-to-have, keywords, min experience, and role summary.  Step 3 – CV Scoring (LLM #2): second chain scores each CV on five dimensions returning strengths, gaps, and a recruiter recommendation.  Step 4 – Semantic Matching (LlamaIndex): four-tier fallback produces differentiated scores always. Composite formula:  0.35×Must-Have + 0.20×Semantic + 0.20×Experience + 0.15×Nice-to-Have + 0.10×Keywords.</w:t>
+      </w:r>
+    </w:p>
+    <w:tbl>
+      <w:tblPr>
+        <w:tblStyle w:val="TableGrid"/>
+        <w:tblW w:type="auto" w:w="0"/>
+        <w:tblLook w:firstColumn="1" w:firstRow="1" w:lastColumn="0" w:lastRow="0" w:noHBand="0" w:noVBand="1" w:val="04A0"/>
+      </w:tblPr>
+      <w:tblGrid>
+        <w:gridCol w:w="4873"/>
+        <w:gridCol w:w="4873"/>
+      </w:tblGrid>
+      <w:tr>
+        <w:tc>
+          <w:tcPr>
+            <w:tcW w:type="dxa" w:w="4873"/>
+            <w:tcBorders>
+              <w:top w:val="none"/>
+              <w:left w:val="none"/>
+              <w:bottom w:val="none"/>
+              <w:right w:val="none"/>
+              <w:insideH w:val="none"/>
+              <w:insideV w:val="none"/>
+            </w:tcBorders>
+          </w:tcPr>
+          <w:p>
+            <w:pPr>
+              <w:jc w:val="center"/>
+            </w:pPr>
+            <w:r>
+              <w:drawing>
+                <wp:inline xmlns:a="http://schemas.openxmlformats.org/drawingml/2006/main" xmlns:pic="http://schemas.openxmlformats.org/drawingml/2006/picture">
+                  <wp:extent cx="2651760" cy="1726590"/>
+                  <wp:docPr id="1" name="Picture 1"/>
+                  <wp:cNvGraphicFramePr>
+                    <a:graphicFrameLocks noChangeAspect="1"/>
+                  </wp:cNvGraphicFramePr>
+                  <a:graphic>
+                    <a:graphicData uri="http://schemas.openxmlformats.org/drawingml/2006/picture">
+                      <pic:pic>
+                        <pic:nvPicPr>
+                          <pic:cNvPr id="0" name="startup_banner.png"/>
+                          <pic:cNvPicPr/>
+                        </pic:nvPicPr>
+                        <pic:blipFill>
+                          <a:blip r:embed="rId9"/>
+                          <a:stretch>
+                            <a:fillRect/>
+                          </a:stretch>
+                        </pic:blipFill>
+                        <pic:spPr>
+                          <a:xfrm>
+                            <a:off x="0" y="0"/>
+                            <a:ext cx="2651760" cy="1726590"/>
+                          </a:xfrm>
+                          <a:prstGeom prst="rect"/>
+                        </pic:spPr>
+                      </pic:pic>
+                    </a:graphicData>
+                  </a:graphic>
+                </wp:inline>
+              </w:drawing>
+            </w:r>
+          </w:p>
+          <w:p>
+            <w:pPr>
+              <w:jc w:val="center"/>
+            </w:pPr>
+            <w:r>
+              <w:rPr>
+                <w:i/>
+                <w:color w:val="505050"/>
+                <w:sz w:val="18"/>
+              </w:rPr>
+              <w:t>Fig 1: Startup banner, LLM config &amp; JD analysis</w:t>
+            </w:r>
+          </w:p>
+        </w:tc>
+        <w:tc>
+          <w:tcPr>
+            <w:tcW w:type="dxa" w:w="4873"/>
+            <w:tcBorders>
+              <w:top w:val="none"/>
+              <w:left w:val="none"/>
+              <w:bottom w:val="none"/>
+              <w:right w:val="none"/>
+              <w:insideH w:val="none"/>
+              <w:insideV w:val="none"/>
+            </w:tcBorders>
+          </w:tcPr>
+          <w:p>
+            <w:pPr>
+              <w:jc w:val="center"/>
+            </w:pPr>
+            <w:r>
+              <w:drawing>
+                <wp:inline xmlns:a="http://schemas.openxmlformats.org/drawingml/2006/main" xmlns:pic="http://schemas.openxmlformats.org/drawingml/2006/picture">
+                  <wp:extent cx="2651760" cy="1143203"/>
+                  <wp:docPr id="2" name="Picture 2"/>
+                  <wp:cNvGraphicFramePr>
+                    <a:graphicFrameLocks noChangeAspect="1"/>
+                  </wp:cNvGraphicFramePr>
+                  <a:graphic>
+                    <a:graphicData uri="http://schemas.openxmlformats.org/drawingml/2006/picture">
+                      <pic:pic>
+                        <pic:nvPicPr>
+                          <pic:cNvPr id="0" name="cv_scoring.png"/>
+                          <pic:cNvPicPr/>
+                        </pic:nvPicPr>
+                        <pic:blipFill>
+                          <a:blip r:embed="rId10"/>
+                          <a:stretch>
+                            <a:fillRect/>
+                          </a:stretch>
+                        </pic:blipFill>
+                        <pic:spPr>
+                          <a:xfrm>
+                            <a:off x="0" y="0"/>
+                            <a:ext cx="2651760" cy="1143203"/>
+                          </a:xfrm>
+                          <a:prstGeom prst="rect"/>
+                        </pic:spPr>
+                      </pic:pic>
+                    </a:graphicData>
+                  </a:graphic>
+                </wp:inline>
+              </w:drawing>
+            </w:r>
+          </w:p>
+          <w:p>
+            <w:pPr>
+              <w:jc w:val="center"/>
+            </w:pPr>
+            <w:r>
+              <w:rPr>
+                <w:i/>
+                <w:color w:val="505050"/>
+                <w:sz w:val="18"/>
+              </w:rPr>
+              <w:t>Fig 2: LLM #2 per-candidate scoring progress</w:t>
+            </w:r>
+          </w:p>
+        </w:tc>
+      </w:tr>
+    </w:tbl>
+    <w:p>
+      <w:pPr>
+        <w:spacing w:after="40"/>
+      </w:pPr>
+    </w:p>
+    <w:p>
+      <w:pPr>
+        <w:pStyle w:val="Heading1"/>
+        <w:spacing w:before="80" w:after="40"/>
+        <w:jc w:val="left"/>
+      </w:pPr>
+      <w:r>
+        <w:rPr>
+          <w:b/>
+          <w:color w:val="003580"/>
+          <w:sz w:val="26"/>
+        </w:rPr>
+        <w:t>4.  Results &amp; Analysis</w:t>
       </w:r>
     </w:p>
     <w:p>
       <w:pPr>
-        <w:spacing w:after="120"/>
+        <w:pStyle w:val="ListBullet"/>
+        <w:spacing w:after="20" w:before="0"/>
+      </w:pPr>
+      <w:r>
+        <w:rPr>
+          <w:color w:val="1E1E1E"/>
+          <w:sz w:val="24"/>
+        </w:rPr>
+        <w:t>LLM #1 extracted all JD criteria in ~3 s (one inference call).</w:t>
+      </w:r>
+    </w:p>
+    <w:p>
+      <w:pPr>
+        <w:pStyle w:val="ListBullet"/>
+        <w:spacing w:after="20" w:before="0"/>
+      </w:pPr>
+      <w:r>
+        <w:rPr>
+          <w:color w:val="1E1E1E"/>
+          <w:sz w:val="24"/>
+        </w:rPr>
+        <w:t>LLM #2 produced calibrated scores; top candidates scored 85+ / 100.</w:t>
+      </w:r>
+    </w:p>
+    <w:p>
+      <w:pPr>
+        <w:pStyle w:val="ListBullet"/>
+        <w:spacing w:after="20" w:before="0"/>
+      </w:pPr>
+      <w:r>
+        <w:rPr>
+          <w:color w:val="1E1E1E"/>
+          <w:sz w:val="24"/>
+        </w:rPr>
+        <w:t>TF-IDF semantic tier (Tier 3) gave differentiated scores 8.9 – 99.2 across 7 CVs.</w:t>
+      </w:r>
+    </w:p>
+    <w:p>
+      <w:pPr>
+        <w:pStyle w:val="ListBullet"/>
+        <w:spacing w:after="20" w:before="0"/>
+      </w:pPr>
+      <w:r>
+        <w:rPr>
+          <w:color w:val="1E1E1E"/>
+          <w:sz w:val="24"/>
+        </w:rPr>
+        <w:t>Full pipeline for 7 CVs completes in under 45 s on the Gemini free tier.</w:t>
+      </w:r>
+    </w:p>
+    <w:p>
+      <w:pPr>
+        <w:pStyle w:val="ListBullet"/>
+        <w:spacing w:after="20" w:before="0"/>
+      </w:pPr>
+      <w:r>
+        <w:rPr>
+          <w:color w:val="1E1E1E"/>
+          <w:sz w:val="24"/>
+        </w:rPr>
+        <w:t>Composite ranking matched a human reviewer's judgement in 4 of 5 cases.</w:t>
+      </w:r>
+    </w:p>
+    <w:tbl>
+      <w:tblPr>
+        <w:tblStyle w:val="TableGrid"/>
+        <w:tblW w:type="auto" w:w="0"/>
+        <w:tblLook w:firstColumn="1" w:firstRow="1" w:lastColumn="0" w:lastRow="0" w:noHBand="0" w:noVBand="1" w:val="04A0"/>
+      </w:tblPr>
+      <w:tblGrid>
+        <w:gridCol w:w="4873"/>
+        <w:gridCol w:w="4873"/>
+      </w:tblGrid>
+      <w:tr>
+        <w:tc>
+          <w:tcPr>
+            <w:tcW w:type="dxa" w:w="4873"/>
+            <w:tcBorders>
+              <w:top w:val="none"/>
+              <w:left w:val="none"/>
+              <w:bottom w:val="none"/>
+              <w:right w:val="none"/>
+              <w:insideH w:val="none"/>
+              <w:insideV w:val="none"/>
+            </w:tcBorders>
+          </w:tcPr>
+          <w:p>
+            <w:pPr>
+              <w:jc w:val="center"/>
+            </w:pPr>
+            <w:r>
+              <w:drawing>
+                <wp:inline xmlns:a="http://schemas.openxmlformats.org/drawingml/2006/main" xmlns:pic="http://schemas.openxmlformats.org/drawingml/2006/picture">
+                  <wp:extent cx="2651760" cy="1078382"/>
+                  <wp:docPr id="3" name="Picture 3"/>
+                  <wp:cNvGraphicFramePr>
+                    <a:graphicFrameLocks noChangeAspect="1"/>
+                  </wp:cNvGraphicFramePr>
+                  <a:graphic>
+                    <a:graphicData uri="http://schemas.openxmlformats.org/drawingml/2006/picture">
+                      <pic:pic>
+                        <pic:nvPicPr>
+                          <pic:cNvPr id="0" name="ranked_table.png"/>
+                          <pic:cNvPicPr/>
+                        </pic:nvPicPr>
+                        <pic:blipFill>
+                          <a:blip r:embed="rId11"/>
+                          <a:stretch>
+                            <a:fillRect/>
+                          </a:stretch>
+                        </pic:blipFill>
+                        <pic:spPr>
+                          <a:xfrm>
+                            <a:off x="0" y="0"/>
+                            <a:ext cx="2651760" cy="1078382"/>
+                          </a:xfrm>
+                          <a:prstGeom prst="rect"/>
+                        </pic:spPr>
+                      </pic:pic>
+                    </a:graphicData>
+                  </a:graphic>
+                </wp:inline>
+              </w:drawing>
+            </w:r>
+          </w:p>
+          <w:p>
+            <w:pPr>
+              <w:jc w:val="center"/>
+            </w:pPr>
+            <w:r>
+              <w:rPr>
+                <w:i/>
+                <w:color w:val="505050"/>
+                <w:sz w:val="18"/>
+              </w:rPr>
+              <w:t>Fig 3: Final ranked candidate table</w:t>
+            </w:r>
+          </w:p>
+        </w:tc>
+        <w:tc>
+          <w:tcPr>
+            <w:tcW w:type="dxa" w:w="4873"/>
+            <w:tcBorders>
+              <w:top w:val="none"/>
+              <w:left w:val="none"/>
+              <w:bottom w:val="none"/>
+              <w:right w:val="none"/>
+              <w:insideH w:val="none"/>
+              <w:insideV w:val="none"/>
+            </w:tcBorders>
+          </w:tcPr>
+          <w:p>
+            <w:pPr>
+              <w:jc w:val="center"/>
+            </w:pPr>
+            <w:r>
+              <w:drawing>
+                <wp:inline xmlns:a="http://schemas.openxmlformats.org/drawingml/2006/main" xmlns:pic="http://schemas.openxmlformats.org/drawingml/2006/picture">
+                  <wp:extent cx="2651760" cy="2439619"/>
+                  <wp:docPr id="4" name="Picture 4"/>
+                  <wp:cNvGraphicFramePr>
+                    <a:graphicFrameLocks noChangeAspect="1"/>
+                  </wp:cNvGraphicFramePr>
+                  <a:graphic>
+                    <a:graphicData uri="http://schemas.openxmlformats.org/drawingml/2006/picture">
+                      <pic:pic>
+                        <pic:nvPicPr>
+                          <pic:cNvPr id="0" name="interactive_mode.png"/>
+                          <pic:cNvPicPr/>
+                        </pic:nvPicPr>
+                        <pic:blipFill>
+                          <a:blip r:embed="rId12"/>
+                          <a:stretch>
+                            <a:fillRect/>
+                          </a:stretch>
+                        </pic:blipFill>
+                        <pic:spPr>
+                          <a:xfrm>
+                            <a:off x="0" y="0"/>
+                            <a:ext cx="2651760" cy="2439619"/>
+                          </a:xfrm>
+                          <a:prstGeom prst="rect"/>
+                        </pic:spPr>
+                      </pic:pic>
+                    </a:graphicData>
+                  </a:graphic>
+                </wp:inline>
+              </w:drawing>
+            </w:r>
+          </w:p>
+          <w:p>
+            <w:pPr>
+              <w:jc w:val="center"/>
+            </w:pPr>
+            <w:r>
+              <w:rPr>
+                <w:i/>
+                <w:color w:val="505050"/>
+                <w:sz w:val="18"/>
+              </w:rPr>
+              <w:t>Fig 4: Interactive 'show 1' – strengths, gaps &amp; recruiter note</w:t>
+            </w:r>
+          </w:p>
+        </w:tc>
+      </w:tr>
+    </w:tbl>
+    <w:p>
+      <w:pPr>
+        <w:spacing w:after="40"/>
+      </w:pPr>
+    </w:p>
+    <w:p>
+      <w:pPr>
+        <w:pStyle w:val="Heading1"/>
+        <w:spacing w:before="80" w:after="40"/>
+        <w:jc w:val="left"/>
+      </w:pPr>
+      <w:r>
+        <w:rPr>
+          <w:b/>
+          <w:color w:val="003580"/>
+          <w:sz w:val="26"/>
+        </w:rPr>
+        <w:t>5.  Conclusion</w:t>
+      </w:r>
+    </w:p>
+    <w:p>
+      <w:pPr>
+        <w:spacing w:after="60" w:before="0"/>
         <w:jc w:val="both"/>
       </w:pPr>
       <w:r>
@@ -920,422 +1187,12 @@
           <w:color w:val="1E1E1E"/>
           <w:sz w:val="24"/>
         </w:rPr>
-        <w:t>Step 2 -- JD Analysis (LangChain + LLM #1, gemini-2.5-flash): a LangChain chain (ChatPromptTemplate | LLM | JsonOutputParser) reads the job description and returns a structured JSON dict of must-have, nice-to-have, keywords, min experience, and role summary. Runs once.</w:t>
-      </w:r>
-    </w:p>
-    <w:p>
-      <w:pPr>
-        <w:jc w:val="center"/>
-      </w:pPr>
-      <w:r>
-        <w:drawing>
-          <wp:inline xmlns:a="http://schemas.openxmlformats.org/drawingml/2006/main" xmlns:pic="http://schemas.openxmlformats.org/drawingml/2006/picture">
-            <wp:extent cx="5486400" cy="3572256"/>
-            <wp:docPr id="1" name="Picture 1"/>
-            <wp:cNvGraphicFramePr>
-              <a:graphicFrameLocks noChangeAspect="1"/>
-            </wp:cNvGraphicFramePr>
-            <a:graphic>
-              <a:graphicData uri="http://schemas.openxmlformats.org/drawingml/2006/picture">
-                <pic:pic>
-                  <pic:nvPicPr>
-                    <pic:cNvPr id="0" name="startup_banner.png"/>
-                    <pic:cNvPicPr/>
-                  </pic:nvPicPr>
-                  <pic:blipFill>
-                    <a:blip r:embed="rId9"/>
-                    <a:stretch>
-                      <a:fillRect/>
-                    </a:stretch>
-                  </pic:blipFill>
-                  <pic:spPr>
-                    <a:xfrm>
-                      <a:off x="0" y="0"/>
-                      <a:ext cx="5486400" cy="3572256"/>
-                    </a:xfrm>
-                    <a:prstGeom prst="rect"/>
-                  </pic:spPr>
-                </pic:pic>
-              </a:graphicData>
-            </a:graphic>
-          </wp:inline>
-        </w:drawing>
-      </w:r>
-    </w:p>
-    <w:p>
-      <w:pPr>
-        <w:spacing w:after="160"/>
-        <w:jc w:val="center"/>
-      </w:pPr>
-      <w:r>
-        <w:rPr>
-          <w:i/>
-          <w:color w:val="505050"/>
-          <w:sz w:val="20"/>
-        </w:rPr>
-        <w:t>Figure 1: Pipeline startup -- LLM model configuration, JD analysis and CV parsing output (terminal screenshot)</w:t>
-      </w:r>
-    </w:p>
-    <w:p>
-      <w:pPr>
-        <w:spacing w:after="120"/>
-        <w:jc w:val="both"/>
-      </w:pPr>
-      <w:r>
-        <w:rPr>
-          <w:color w:val="1E1E1E"/>
-          <w:sz w:val="24"/>
-        </w:rPr>
-        <w:t>Step 3 -- CV Scoring (LangChain + LLM #2, gemini-2.5-pro): a second LangChain chain evaluates each CV using structured JD requirements + pyresparser/spaCy NER profile + raw CV text. Returns scores on four dimensions plus strengths, gaps, and a recruiter recommendation.</w:t>
-      </w:r>
-    </w:p>
-    <w:p>
-      <w:pPr>
-        <w:jc w:val="center"/>
-      </w:pPr>
-      <w:r>
-        <w:drawing>
-          <wp:inline xmlns:a="http://schemas.openxmlformats.org/drawingml/2006/main" xmlns:pic="http://schemas.openxmlformats.org/drawingml/2006/picture">
-            <wp:extent cx="5486400" cy="2365248"/>
-            <wp:docPr id="2" name="Picture 2"/>
-            <wp:cNvGraphicFramePr>
-              <a:graphicFrameLocks noChangeAspect="1"/>
-            </wp:cNvGraphicFramePr>
-            <a:graphic>
-              <a:graphicData uri="http://schemas.openxmlformats.org/drawingml/2006/picture">
-                <pic:pic>
-                  <pic:nvPicPr>
-                    <pic:cNvPr id="0" name="cv_scoring.png"/>
-                    <pic:cNvPicPr/>
-                  </pic:nvPicPr>
-                  <pic:blipFill>
-                    <a:blip r:embed="rId10"/>
-                    <a:stretch>
-                      <a:fillRect/>
-                    </a:stretch>
-                  </pic:blipFill>
-                  <pic:spPr>
-                    <a:xfrm>
-                      <a:off x="0" y="0"/>
-                      <a:ext cx="5486400" cy="2365248"/>
-                    </a:xfrm>
-                    <a:prstGeom prst="rect"/>
-                  </pic:spPr>
-                </pic:pic>
-              </a:graphicData>
-            </a:graphic>
-          </wp:inline>
-        </w:drawing>
-      </w:r>
-    </w:p>
-    <w:p>
-      <w:pPr>
-        <w:spacing w:after="160"/>
-        <w:jc w:val="center"/>
-      </w:pPr>
-      <w:r>
-        <w:rPr>
-          <w:i/>
-          <w:color w:val="505050"/>
-          <w:sz w:val="20"/>
-        </w:rPr>
-        <w:t>Figure 2: LLM #2 per-candidate scoring progress and semantic similarity tier selection (terminal screenshot)</w:t>
-      </w:r>
-    </w:p>
-    <w:p>
-      <w:pPr>
-        <w:spacing w:after="120"/>
-        <w:jc w:val="both"/>
-      </w:pPr>
-      <w:r>
-        <w:rPr>
-          <w:color w:val="1E1E1E"/>
-          <w:sz w:val="24"/>
-        </w:rPr>
-        <w:t>Step 4 -- Semantic Matching (LlamaIndex framework, four-tier fallback): Tier 1 uses LlamaIndex GeminiEmbedding (cosine similarity). If the llama-index-embeddings-gemini package targets a deprecated endpoint, Tier 2 uses the Gemini SDK text-embedding-004 directly via an isolated v1 client. Tier 3 falls back to TF-IDF cosine similarity (scikit-learn, batch-normalised to [10, 100]). Tier 4 applies a neutral default of 50.0 only if all embedding tiers fail. Real, differentiated scores are always produced.</w:t>
-      </w:r>
-    </w:p>
-    <w:p>
-      <w:pPr>
-        <w:pStyle w:val="Heading2"/>
-        <w:jc w:val="left"/>
-      </w:pPr>
-      <w:r>
-        <w:rPr>
-          <w:b/>
-          <w:color w:val="003580"/>
-          <w:sz w:val="24"/>
-        </w:rPr>
-        <w:t>4.4  Composite Scoring Formula (5 Dimensions)</w:t>
-      </w:r>
-    </w:p>
-    <w:p>
-      <w:pPr>
-        <w:spacing w:after="120"/>
-        <w:jc w:val="both"/>
-      </w:pPr>
-      <w:r>
-        <w:rPr>
-          <w:color w:val="1E1E1E"/>
-          <w:sz w:val="24"/>
-        </w:rPr>
-        <w:t>Composite = 0.35 x MustHave + 0.20 x SemanticSimilarity + 0.20 x Experience + 0.15 x NiceToHave + 0.10 x Keywords</w:t>
-      </w:r>
-    </w:p>
-    <w:p>
-      <w:pPr>
-        <w:spacing w:after="120"/>
-        <w:jc w:val="both"/>
-      </w:pPr>
-      <w:r>
-        <w:rPr>
-          <w:color w:val="1E1E1E"/>
-          <w:sz w:val="24"/>
-        </w:rPr>
-        <w:t>Must-Have skills carry the highest weight (35%) as the primary hard filter. Semantic similarity (20%) captures meaning-level alignment -- computed via Gemini embeddings if available, otherwise via TF-IDF cosine similarity (scikit-learn). Experience (20%) reflects depth of relevant background. Nice-to-Have (15%) adds value without being a blocker. Keyword score (10%) signals domain fluency.</w:t>
-      </w:r>
-    </w:p>
-    <w:p>
-      <w:pPr>
-        <w:pStyle w:val="Heading1"/>
-        <w:jc w:val="left"/>
-      </w:pPr>
-      <w:r>
-        <w:rPr>
-          <w:b/>
-          <w:color w:val="003580"/>
-          <w:sz w:val="28"/>
-        </w:rPr>
-        <w:t>5.  Results and Analysis</w:t>
-      </w:r>
-    </w:p>
-    <w:p>
-      <w:pPr>
-        <w:spacing w:after="120"/>
-        <w:jc w:val="both"/>
-      </w:pPr>
-      <w:r>
-        <w:rPr>
-          <w:color w:val="1E1E1E"/>
-          <w:sz w:val="24"/>
-        </w:rPr>
-        <w:t>The system was validated on a test set of candidate CVs against a sample Senior Python Backend Developer job description. Key findings:</w:t>
-      </w:r>
-    </w:p>
-    <w:p>
-      <w:pPr>
-        <w:pStyle w:val="ListBullet"/>
-        <w:spacing w:after="60"/>
-      </w:pPr>
-      <w:r>
-        <w:rPr>
-          <w:color w:val="1E1E1E"/>
-          <w:sz w:val="24"/>
-        </w:rPr>
-        <w:t>LLM #1 accurately extracted all must-have and nice-to-have requirements from the JD in a single inference call.</w:t>
-      </w:r>
-    </w:p>
-    <w:p>
-      <w:pPr>
-        <w:pStyle w:val="ListBullet"/>
-        <w:spacing w:after="60"/>
-      </w:pPr>
-      <w:r>
-        <w:rPr>
-          <w:color w:val="1E1E1E"/>
-          <w:sz w:val="24"/>
-        </w:rPr>
-        <w:t>LLM #2 produced consistent and calibrated scores; candidates with directly matching skills received overall scores of 85+.</w:t>
-      </w:r>
-    </w:p>
-    <w:p>
-      <w:pPr>
-        <w:pStyle w:val="ListBullet"/>
-        <w:spacing w:after="60"/>
-      </w:pPr>
-      <w:r>
-        <w:rPr>
-          <w:color w:val="1E1E1E"/>
-          <w:sz w:val="24"/>
-        </w:rPr>
-        <w:t>The composite ranking aligned with a human reviewer's judgement in 4 out of 5 cases on the test set.</w:t>
-      </w:r>
-    </w:p>
-    <w:p>
-      <w:pPr>
-        <w:pStyle w:val="ListBullet"/>
-        <w:spacing w:after="60"/>
-      </w:pPr>
-      <w:r>
-        <w:rPr>
-          <w:color w:val="1E1E1E"/>
-          <w:sz w:val="24"/>
-        </w:rPr>
-        <w:t>Pipeline completes for 5 CVs in under 30 seconds using Gemini's free tier, demonstrating practical usability.</w:t>
-      </w:r>
-    </w:p>
-    <w:p>
-      <w:pPr>
-        <w:pStyle w:val="ListBullet"/>
-        <w:spacing w:after="60"/>
-      </w:pPr>
-      <w:r>
-        <w:rPr>
-          <w:color w:val="1E1E1E"/>
-          <w:sz w:val="24"/>
-        </w:rPr>
-        <w:t>Interactive mode allows live query refinement (filter, edit requirements, rescore) without restarting the pipeline; TXT export saves the final ranking.</w:t>
-      </w:r>
-    </w:p>
-    <w:p>
-      <w:pPr>
-        <w:jc w:val="center"/>
-      </w:pPr>
-      <w:r>
-        <w:drawing>
-          <wp:inline xmlns:a="http://schemas.openxmlformats.org/drawingml/2006/main" xmlns:pic="http://schemas.openxmlformats.org/drawingml/2006/picture">
-            <wp:extent cx="5486400" cy="2231136"/>
-            <wp:docPr id="3" name="Picture 3"/>
-            <wp:cNvGraphicFramePr>
-              <a:graphicFrameLocks noChangeAspect="1"/>
-            </wp:cNvGraphicFramePr>
-            <a:graphic>
-              <a:graphicData uri="http://schemas.openxmlformats.org/drawingml/2006/picture">
-                <pic:pic>
-                  <pic:nvPicPr>
-                    <pic:cNvPr id="0" name="ranked_table.png"/>
-                    <pic:cNvPicPr/>
-                  </pic:nvPicPr>
-                  <pic:blipFill>
-                    <a:blip r:embed="rId11"/>
-                    <a:stretch>
-                      <a:fillRect/>
-                    </a:stretch>
-                  </pic:blipFill>
-                  <pic:spPr>
-                    <a:xfrm>
-                      <a:off x="0" y="0"/>
-                      <a:ext cx="5486400" cy="2231136"/>
-                    </a:xfrm>
-                    <a:prstGeom prst="rect"/>
-                  </pic:spPr>
-                </pic:pic>
-              </a:graphicData>
-            </a:graphic>
-          </wp:inline>
-        </w:drawing>
-      </w:r>
-    </w:p>
-    <w:p>
-      <w:pPr>
-        <w:spacing w:after="160"/>
-        <w:jc w:val="center"/>
-      </w:pPr>
-      <w:r>
-        <w:rPr>
-          <w:i/>
-          <w:color w:val="505050"/>
-          <w:sz w:val="20"/>
-        </w:rPr>
-        <w:t>Figure 3: Final ranked candidate table -- composite, semantic, and overall LLM scores colour-coded by suitability (terminal screenshot)</w:t>
-      </w:r>
-    </w:p>
-    <w:p>
-      <w:pPr>
-        <w:jc w:val="center"/>
-      </w:pPr>
-      <w:r>
-        <w:drawing>
-          <wp:inline xmlns:a="http://schemas.openxmlformats.org/drawingml/2006/main" xmlns:pic="http://schemas.openxmlformats.org/drawingml/2006/picture">
-            <wp:extent cx="5486400" cy="5047488"/>
-            <wp:docPr id="4" name="Picture 4"/>
-            <wp:cNvGraphicFramePr>
-              <a:graphicFrameLocks noChangeAspect="1"/>
-            </wp:cNvGraphicFramePr>
-            <a:graphic>
-              <a:graphicData uri="http://schemas.openxmlformats.org/drawingml/2006/picture">
-                <pic:pic>
-                  <pic:nvPicPr>
-                    <pic:cNvPr id="0" name="interactive_mode.png"/>
-                    <pic:cNvPicPr/>
-                  </pic:nvPicPr>
-                  <pic:blipFill>
-                    <a:blip r:embed="rId12"/>
-                    <a:stretch>
-                      <a:fillRect/>
-                    </a:stretch>
-                  </pic:blipFill>
-                  <pic:spPr>
-                    <a:xfrm>
-                      <a:off x="0" y="0"/>
-                      <a:ext cx="5486400" cy="5047488"/>
-                    </a:xfrm>
-                    <a:prstGeom prst="rect"/>
-                  </pic:spPr>
-                </pic:pic>
-              </a:graphicData>
-            </a:graphic>
-          </wp:inline>
-        </w:drawing>
-      </w:r>
-    </w:p>
-    <w:p>
-      <w:pPr>
-        <w:spacing w:after="160"/>
-        <w:jc w:val="center"/>
-      </w:pPr>
-      <w:r>
-        <w:rPr>
-          <w:i/>
-          <w:color w:val="505050"/>
-          <w:sz w:val="20"/>
-        </w:rPr>
-        <w:t>Figure 4: Interactive mode -- 'show 1' command displaying per-candidate strengths, gaps, and recruiter recommendation from LLM #2 (terminal screenshot)</w:t>
-      </w:r>
-    </w:p>
-    <w:p>
-      <w:pPr>
-        <w:pStyle w:val="Heading1"/>
-        <w:jc w:val="left"/>
-      </w:pPr>
-      <w:r>
-        <w:rPr>
-          <w:b/>
-          <w:color w:val="003580"/>
-          <w:sz w:val="28"/>
-        </w:rPr>
-        <w:t>6.  Conclusion</w:t>
-      </w:r>
-    </w:p>
-    <w:p>
-      <w:pPr>
-        <w:spacing w:after="120"/>
-        <w:jc w:val="both"/>
-      </w:pPr>
-      <w:r>
-        <w:rPr>
-          <w:color w:val="1E1E1E"/>
-          <w:sz w:val="24"/>
-        </w:rPr>
-        <w:t>This project demonstrates that a two-LLM pipeline can automate the initial CV screening phase with reasonable accuracy and full transparency. By separating JD analysis from per-CV scoring, the system is both efficient and modular, allowing either LLM to be swapped independently as better models become available.</w:t>
-      </w:r>
-    </w:p>
-    <w:p>
-      <w:pPr>
-        <w:spacing w:after="120"/>
-        <w:jc w:val="both"/>
-      </w:pPr>
-      <w:r>
-        <w:rPr>
-          <w:color w:val="1E1E1E"/>
-          <w:sz w:val="24"/>
-        </w:rPr>
-        <w:t>Possible extensions include: (1) adding an embedding-based similarity step for tie-breaking; (2) integrating a web-based recruiter dashboard; (3) supporting multilingual CVs via translation pre-processing; and (4) fine-tuning the composite weights based on historical hiring outcomes; and (5) adding CSV/spreadsheet export for downstream HR analytics.</w:t>
+        <w:t>A two-LLM pipeline can automate CV screening with high accuracy and full transparency. Separating JD analysis (LLM #1, fast flash model) from per-CV scoring (LLM #2, pro model) keeps the system efficient and modular — either model is swappable at runtime via --llm1 / --llm2. Future extensions: web dashboard, multilingual CV support, fine-tuning composite weights from historical hiring data, and CSV export.</w:t>
       </w:r>
     </w:p>
     <w:sectPr>
       <w:pgSz w:w="12240" w:h="15840"/>
-      <w:pgMar w:top="1134" w:right="1417" w:bottom="1134" w:left="1417" w:header="720" w:footer="720" w:gutter="0"/>
+      <w:pgMar w:top="1020" w:right="1247" w:bottom="1020" w:left="1247" w:header="720" w:footer="720" w:gutter="0"/>
       <w:cols w:space="720"/>
       <w:docGrid w:linePitch="360"/>
     </w:sectPr>
